--- a/tools/aubreylaw-docgeneration/templates/real-estate-trust.docx
+++ b/tools/aubreylaw-docgeneration/templates/real-estate-trust.docx
@@ -7,11 +7,17 @@
         <w:pStyle w:val="BodyText"/>
         <w:adjustRightInd w:val="0"/>
         <w:spacing w:before="60" w:after="60"/>
-        <w:jc w:val="both"/>
-        <w:rPr>
-          <w:rFonts w:ascii="Garamond" w:hAnsi="Garamond"/>
-        </w:rPr>
-      </w:pPr>
+        <w:jc w:val="center"/>
+        <w:rPr>
+          <w:rFonts w:ascii="Garamond" w:hAnsi="Garamond"/>
+        </w:rPr>
+      </w:pPr>
+      <w:r>
+        <w:rPr>
+          <w:rFonts w:ascii="Garamond" w:hAnsi="Garamond"/>
+        </w:rPr>
+        <w:t>{trust_name}</w:t>
+      </w:r>
     </w:p>
     <w:p>
       <w:pPr>
@@ -41,133 +47,7 @@
         <w:rPr>
           <w:rFonts w:ascii="Garamond" w:hAnsi="Garamond"/>
         </w:rPr>
-        <w:t>THIS DECLARATION OF TRUST (the “Declaration”), dated this {execution_date}, is established by {trustees} (Individually and collectively) together with their successors in trust (sometimes hereinafter referred to as the “Trustee”).</w:t>
-      </w:r>
-      <w:r>
-        <w:rPr>
-          <w:rFonts w:ascii="Garamond" w:hAnsi="Garamond"/>
-        </w:rPr>
-      </w:r>
-      <w:r>
-        <w:rPr>
-          <w:rFonts w:ascii="Garamond" w:hAnsi="Garamond"/>
-        </w:rPr>
-      </w:r>
-      <w:r>
-        <w:rPr>
-          <w:rFonts w:ascii="Garamond" w:hAnsi="Garamond"/>
-          <w:b/>
-        </w:rPr>
-      </w:r>
-      <w:r>
-        <w:rPr>
-          <w:rFonts w:ascii="Garamond" w:hAnsi="Garamond"/>
-        </w:rPr>
-      </w:r>
-      <w:r>
-        <w:rPr>
-          <w:rFonts w:ascii="Garamond" w:hAnsi="Garamond"/>
-          <w:spacing w:val="-4"/>
-        </w:rPr>
-      </w:r>
-      <w:r>
-        <w:rPr>
-          <w:rFonts w:ascii="Garamond" w:hAnsi="Garamond"/>
-        </w:rPr>
-      </w:r>
-      <w:r>
-        <w:rPr>
-          <w:rFonts w:ascii="Garamond" w:hAnsi="Garamond"/>
-          <w:spacing w:val="-4"/>
-        </w:rPr>
-      </w:r>
-      <w:r>
-        <w:rPr>
-          <w:rFonts w:ascii="Garamond" w:hAnsi="Garamond"/>
-        </w:rPr>
-      </w:r>
-      <w:r>
-        <w:rPr>
-          <w:rFonts w:ascii="Garamond" w:hAnsi="Garamond"/>
-          <w:spacing w:val="-4"/>
-        </w:rPr>
-      </w:r>
-      <w:r>
-        <w:rPr>
-          <w:rFonts w:ascii="Garamond" w:hAnsi="Garamond"/>
-        </w:rPr>
-      </w:r>
-      <w:r>
-        <w:rPr>
-          <w:rFonts w:ascii="Garamond" w:hAnsi="Garamond"/>
-          <w:b/>
-        </w:rPr>
-      </w:r>
-      <w:r>
-        <w:rPr>
-          <w:rFonts w:ascii="Garamond" w:hAnsi="Garamond"/>
-          <w:b/>
-        </w:rPr>
-      </w:r>
-      <w:r>
-        <w:rPr>
-          <w:rFonts w:ascii="Garamond" w:hAnsi="Garamond"/>
-        </w:rPr>
-      </w:r>
-      <w:r>
-        <w:rPr>
-          <w:rFonts w:ascii="Garamond" w:hAnsi="Garamond"/>
-          <w:spacing w:val="-4"/>
-        </w:rPr>
-      </w:r>
-      <w:r>
-        <w:rPr>
-          <w:rFonts w:ascii="Garamond" w:hAnsi="Garamond"/>
-        </w:rPr>
-      </w:r>
-      <w:r>
-        <w:rPr>
-          <w:rFonts w:ascii="Garamond" w:hAnsi="Garamond"/>
-          <w:spacing w:val="-4"/>
-        </w:rPr>
-      </w:r>
-      <w:r>
-        <w:rPr>
-          <w:rFonts w:ascii="Garamond" w:hAnsi="Garamond"/>
-        </w:rPr>
-      </w:r>
-      <w:r>
-        <w:rPr>
-          <w:rFonts w:ascii="Garamond" w:hAnsi="Garamond"/>
-          <w:spacing w:val="-4"/>
-        </w:rPr>
-      </w:r>
-      <w:r>
-        <w:rPr>
-          <w:rFonts w:ascii="Garamond" w:hAnsi="Garamond"/>
-        </w:rPr>
-      </w:r>
-      <w:r>
-        <w:rPr>
-          <w:rFonts w:ascii="Garamond" w:hAnsi="Garamond"/>
-          <w:spacing w:val="-4"/>
-        </w:rPr>
-      </w:r>
-      <w:r>
-        <w:rPr>
-          <w:rFonts w:ascii="Garamond" w:hAnsi="Garamond"/>
-        </w:rPr>
-      </w:r>
-      <w:r>
-        <w:rPr>
-          <w:rFonts w:ascii="Garamond" w:hAnsi="Garamond"/>
-          <w:spacing w:val="-4"/>
-        </w:rPr>
-      </w:r>
-      <w:r>
-        <w:rPr>
-          <w:rFonts w:ascii="Garamond" w:hAnsi="Garamond"/>
-        </w:rPr>
+        <w:t xml:space="preserve">THIS DECLARATION OF TRUST (the “Declaration”), dated this {document_date_blank}, is established by {trustees} (Individually and collectively) together with their successors in trust (sometimes hereinafter referred to as the “Trustee”).</w:t>
       </w:r>
     </w:p>
     <w:p>
@@ -198,246 +78,31 @@
           <w:szCs w:val="24"/>
         </w:rPr>
         <w:t>(a)</w:t>
+      </w:r>
+      <w:r>
+        <w:rPr>
+          <w:rFonts w:ascii="Garamond" w:hAnsi="Garamond"/>
+          <w:sz w:val="24"/>
+          <w:szCs w:val="24"/>
+        </w:rPr>
         <w:tab/>
-        <w:t>This Declaration of Trust is executed as a nominee trust and shall be known as “THE {trust_name}.”</w:t>
-      </w:r>
-      <w:r>
-        <w:rPr>
-          <w:rFonts w:ascii="Garamond" w:hAnsi="Garamond"/>
-          <w:sz w:val="24"/>
-          <w:szCs w:val="24"/>
-        </w:rPr>
-      </w:r>
-      <w:r>
-        <w:rPr>
-          <w:rFonts w:ascii="Garamond" w:hAnsi="Garamond"/>
-          <w:sz w:val="24"/>
-          <w:szCs w:val="24"/>
-        </w:rPr>
-      </w:r>
-      <w:r>
-        <w:rPr>
-          <w:rFonts w:ascii="Garamond" w:hAnsi="Garamond"/>
-          <w:spacing w:val="-3"/>
-          <w:sz w:val="24"/>
-          <w:szCs w:val="24"/>
-        </w:rPr>
-      </w:r>
-      <w:r>
-        <w:rPr>
-          <w:rFonts w:ascii="Garamond" w:hAnsi="Garamond"/>
-          <w:sz w:val="24"/>
-          <w:szCs w:val="24"/>
-        </w:rPr>
-      </w:r>
-      <w:r>
-        <w:rPr>
-          <w:rFonts w:ascii="Garamond" w:hAnsi="Garamond"/>
-          <w:spacing w:val="-3"/>
-          <w:sz w:val="24"/>
-          <w:szCs w:val="24"/>
-        </w:rPr>
-      </w:r>
-      <w:r>
-        <w:rPr>
-          <w:rFonts w:ascii="Garamond" w:hAnsi="Garamond"/>
-          <w:sz w:val="24"/>
-          <w:szCs w:val="24"/>
-        </w:rPr>
-      </w:r>
-      <w:r>
-        <w:rPr>
-          <w:rFonts w:ascii="Garamond" w:hAnsi="Garamond"/>
-          <w:spacing w:val="-3"/>
-          <w:sz w:val="24"/>
-          <w:szCs w:val="24"/>
-        </w:rPr>
-      </w:r>
-      <w:r>
-        <w:rPr>
-          <w:rFonts w:ascii="Garamond" w:hAnsi="Garamond"/>
-          <w:sz w:val="24"/>
-          <w:szCs w:val="24"/>
-        </w:rPr>
-      </w:r>
-      <w:r>
-        <w:rPr>
-          <w:rFonts w:ascii="Garamond" w:hAnsi="Garamond"/>
-          <w:spacing w:val="-4"/>
-          <w:sz w:val="24"/>
-          <w:szCs w:val="24"/>
-        </w:rPr>
-      </w:r>
-      <w:r>
-        <w:rPr>
-          <w:rFonts w:ascii="Garamond" w:hAnsi="Garamond"/>
-          <w:sz w:val="24"/>
-          <w:szCs w:val="24"/>
-        </w:rPr>
-      </w:r>
-      <w:r>
-        <w:rPr>
-          <w:rFonts w:ascii="Garamond" w:hAnsi="Garamond"/>
-          <w:spacing w:val="-3"/>
-          <w:sz w:val="24"/>
-          <w:szCs w:val="24"/>
-        </w:rPr>
-      </w:r>
-      <w:r>
-        <w:rPr>
-          <w:rFonts w:ascii="Garamond" w:hAnsi="Garamond"/>
-          <w:sz w:val="24"/>
-          <w:szCs w:val="24"/>
-        </w:rPr>
-      </w:r>
-      <w:r>
-        <w:rPr>
-          <w:rFonts w:ascii="Garamond" w:hAnsi="Garamond"/>
-          <w:spacing w:val="-3"/>
-          <w:sz w:val="24"/>
-          <w:szCs w:val="24"/>
-        </w:rPr>
-      </w:r>
-      <w:r>
-        <w:rPr>
-          <w:rFonts w:ascii="Garamond" w:hAnsi="Garamond"/>
-          <w:sz w:val="24"/>
-          <w:szCs w:val="24"/>
-        </w:rPr>
-      </w:r>
-      <w:r>
-        <w:rPr>
-          <w:rFonts w:ascii="Garamond" w:hAnsi="Garamond"/>
-          <w:spacing w:val="-3"/>
-          <w:sz w:val="24"/>
-          <w:szCs w:val="24"/>
-        </w:rPr>
-      </w:r>
-      <w:r>
-        <w:rPr>
-          <w:rFonts w:ascii="Garamond" w:hAnsi="Garamond"/>
-          <w:sz w:val="24"/>
-          <w:szCs w:val="24"/>
-        </w:rPr>
-      </w:r>
-      <w:r>
-        <w:rPr>
-          <w:rFonts w:ascii="Garamond" w:hAnsi="Garamond"/>
-          <w:spacing w:val="-4"/>
-          <w:sz w:val="24"/>
-          <w:szCs w:val="24"/>
-        </w:rPr>
-      </w:r>
-      <w:r>
-        <w:rPr>
-          <w:rFonts w:ascii="Garamond" w:hAnsi="Garamond"/>
-          <w:sz w:val="24"/>
-          <w:szCs w:val="24"/>
-        </w:rPr>
-      </w:r>
-      <w:r>
-        <w:rPr>
-          <w:rFonts w:ascii="Garamond" w:hAnsi="Garamond"/>
-          <w:spacing w:val="-4"/>
-          <w:sz w:val="24"/>
-          <w:szCs w:val="24"/>
-        </w:rPr>
-      </w:r>
-      <w:r>
-        <w:rPr>
-          <w:rFonts w:ascii="Garamond" w:hAnsi="Garamond"/>
-          <w:sz w:val="24"/>
-          <w:szCs w:val="24"/>
-        </w:rPr>
-      </w:r>
-      <w:r>
-        <w:rPr>
-          <w:rFonts w:ascii="Garamond" w:hAnsi="Garamond"/>
-          <w:spacing w:val="-3"/>
-          <w:sz w:val="24"/>
-          <w:szCs w:val="24"/>
-        </w:rPr>
-      </w:r>
-      <w:r>
-        <w:rPr>
-          <w:rFonts w:ascii="Garamond" w:hAnsi="Garamond"/>
-          <w:sz w:val="24"/>
-          <w:szCs w:val="24"/>
-        </w:rPr>
-      </w:r>
-      <w:r>
-        <w:rPr>
-          <w:rFonts w:ascii="Garamond" w:hAnsi="Garamond"/>
-          <w:spacing w:val="-3"/>
-          <w:sz w:val="24"/>
-          <w:szCs w:val="24"/>
-        </w:rPr>
-      </w:r>
-      <w:r>
-        <w:rPr>
-          <w:rFonts w:ascii="Garamond" w:hAnsi="Garamond"/>
-          <w:sz w:val="24"/>
-          <w:szCs w:val="24"/>
-        </w:rPr>
-      </w:r>
-      <w:r>
-        <w:rPr>
-          <w:rFonts w:ascii="Garamond" w:hAnsi="Garamond"/>
-          <w:spacing w:val="-3"/>
-          <w:sz w:val="24"/>
-          <w:szCs w:val="24"/>
-        </w:rPr>
-      </w:r>
-      <w:r>
-        <w:rPr>
-          <w:rFonts w:ascii="Garamond" w:hAnsi="Garamond"/>
-          <w:sz w:val="24"/>
-          <w:szCs w:val="24"/>
-        </w:rPr>
-      </w:r>
-      <w:r>
-        <w:rPr>
-          <w:rFonts w:ascii="Garamond" w:hAnsi="Garamond"/>
-          <w:spacing w:val="-4"/>
-          <w:sz w:val="24"/>
-          <w:szCs w:val="24"/>
-        </w:rPr>
-      </w:r>
-      <w:r>
-        <w:rPr>
-          <w:rFonts w:ascii="Garamond" w:hAnsi="Garamond"/>
-          <w:sz w:val="24"/>
-          <w:szCs w:val="24"/>
-        </w:rPr>
-      </w:r>
-      <w:r>
-        <w:rPr>
-          <w:rFonts w:ascii="Garamond" w:hAnsi="Garamond"/>
-          <w:spacing w:val="-3"/>
-          <w:sz w:val="24"/>
-          <w:szCs w:val="24"/>
-        </w:rPr>
-      </w:r>
-      <w:r>
-        <w:rPr>
-          <w:rFonts w:ascii="Garamond" w:hAnsi="Garamond"/>
-          <w:sz w:val="24"/>
-          <w:szCs w:val="24"/>
-        </w:rPr>
-      </w:r>
-      <w:r>
-        <w:rPr>
-          <w:rFonts w:ascii="Garamond" w:hAnsi="Garamond"/>
-          <w:sz w:val="24"/>
-          <w:szCs w:val="24"/>
-        </w:rPr>
-      </w:r>
-      <w:r>
-        <w:rPr>
-          <w:rFonts w:ascii="Garamond" w:hAnsi="Garamond"/>
-          <w:sz w:val="24"/>
-          <w:szCs w:val="24"/>
-        </w:rPr>
+        <w:t>This Declaration of Trust is executed as a nominee trust and shall be known as</w:t>
+      </w:r>
+      <w:r>
+        <w:rPr>
+          <w:rFonts w:ascii="Garamond" w:hAnsi="Garamond"/>
+          <w:sz w:val="24"/>
+          <w:szCs w:val="24"/>
+        </w:rPr>
+        <w:t xml:space="preserve"> the</w:t>
+      </w:r>
+      <w:r>
+        <w:rPr>
+          <w:rFonts w:ascii="Garamond" w:hAnsi="Garamond"/>
+          <w:sz w:val="24"/>
+          <w:szCs w:val="24"/>
+        </w:rPr>
+        <w:t xml:space="preserve"> “{trust_name}.”</w:t>
       </w:r>
     </w:p>
     <w:p>
@@ -2360,201 +2025,6 @@
         </w:rPr>
         <w:t>To retain title to any property, real or personal, which the Trustee may receive in their capacity as Trustee;</w:t>
       </w:r>
-      <w:r>
-        <w:rPr>
-          <w:rFonts w:ascii="Garamond" w:hAnsi="Garamond"/>
-          <w:spacing w:val="-3"/>
-          <w:sz w:val="24"/>
-          <w:szCs w:val="24"/>
-        </w:rPr>
-      </w:r>
-      <w:r>
-        <w:rPr>
-          <w:rFonts w:ascii="Garamond" w:hAnsi="Garamond"/>
-          <w:sz w:val="24"/>
-          <w:szCs w:val="24"/>
-        </w:rPr>
-      </w:r>
-      <w:r>
-        <w:rPr>
-          <w:rFonts w:ascii="Garamond" w:hAnsi="Garamond"/>
-          <w:spacing w:val="-3"/>
-          <w:sz w:val="24"/>
-          <w:szCs w:val="24"/>
-        </w:rPr>
-      </w:r>
-      <w:r>
-        <w:rPr>
-          <w:rFonts w:ascii="Garamond" w:hAnsi="Garamond"/>
-          <w:sz w:val="24"/>
-          <w:szCs w:val="24"/>
-        </w:rPr>
-      </w:r>
-      <w:r>
-        <w:rPr>
-          <w:rFonts w:ascii="Garamond" w:hAnsi="Garamond"/>
-          <w:spacing w:val="-4"/>
-          <w:sz w:val="24"/>
-          <w:szCs w:val="24"/>
-        </w:rPr>
-      </w:r>
-      <w:r>
-        <w:rPr>
-          <w:rFonts w:ascii="Garamond" w:hAnsi="Garamond"/>
-          <w:sz w:val="24"/>
-          <w:szCs w:val="24"/>
-        </w:rPr>
-      </w:r>
-      <w:r>
-        <w:rPr>
-          <w:rFonts w:ascii="Garamond" w:hAnsi="Garamond"/>
-          <w:spacing w:val="-3"/>
-          <w:sz w:val="24"/>
-          <w:szCs w:val="24"/>
-        </w:rPr>
-      </w:r>
-      <w:r>
-        <w:rPr>
-          <w:rFonts w:ascii="Garamond" w:hAnsi="Garamond"/>
-          <w:sz w:val="24"/>
-          <w:szCs w:val="24"/>
-        </w:rPr>
-      </w:r>
-      <w:r>
-        <w:rPr>
-          <w:rFonts w:ascii="Garamond" w:hAnsi="Garamond"/>
-          <w:spacing w:val="-3"/>
-          <w:sz w:val="24"/>
-          <w:szCs w:val="24"/>
-        </w:rPr>
-      </w:r>
-      <w:r>
-        <w:rPr>
-          <w:rFonts w:ascii="Garamond" w:hAnsi="Garamond"/>
-          <w:sz w:val="24"/>
-          <w:szCs w:val="24"/>
-        </w:rPr>
-      </w:r>
-      <w:r>
-        <w:rPr>
-          <w:rFonts w:ascii="Garamond" w:hAnsi="Garamond"/>
-          <w:spacing w:val="-3"/>
-          <w:sz w:val="24"/>
-          <w:szCs w:val="24"/>
-        </w:rPr>
-      </w:r>
-      <w:r>
-        <w:rPr>
-          <w:rFonts w:ascii="Garamond" w:hAnsi="Garamond"/>
-          <w:sz w:val="24"/>
-          <w:szCs w:val="24"/>
-        </w:rPr>
-      </w:r>
-      <w:r>
-        <w:rPr>
-          <w:rFonts w:ascii="Garamond" w:hAnsi="Garamond"/>
-          <w:spacing w:val="-3"/>
-          <w:sz w:val="24"/>
-          <w:szCs w:val="24"/>
-        </w:rPr>
-      </w:r>
-      <w:r>
-        <w:rPr>
-          <w:rFonts w:ascii="Garamond" w:hAnsi="Garamond"/>
-          <w:sz w:val="24"/>
-          <w:szCs w:val="24"/>
-        </w:rPr>
-      </w:r>
-      <w:r>
-        <w:rPr>
-          <w:rFonts w:ascii="Garamond" w:hAnsi="Garamond"/>
-          <w:spacing w:val="-3"/>
-          <w:sz w:val="24"/>
-          <w:szCs w:val="24"/>
-        </w:rPr>
-      </w:r>
-      <w:r>
-        <w:rPr>
-          <w:rFonts w:ascii="Garamond" w:hAnsi="Garamond"/>
-          <w:sz w:val="24"/>
-          <w:szCs w:val="24"/>
-        </w:rPr>
-      </w:r>
-      <w:r>
-        <w:rPr>
-          <w:rFonts w:ascii="Garamond" w:hAnsi="Garamond"/>
-          <w:spacing w:val="-3"/>
-          <w:sz w:val="24"/>
-          <w:szCs w:val="24"/>
-        </w:rPr>
-      </w:r>
-      <w:r>
-        <w:rPr>
-          <w:rFonts w:ascii="Garamond" w:hAnsi="Garamond"/>
-          <w:sz w:val="24"/>
-          <w:szCs w:val="24"/>
-        </w:rPr>
-      </w:r>
-      <w:r>
-        <w:rPr>
-          <w:rFonts w:ascii="Garamond" w:hAnsi="Garamond"/>
-          <w:spacing w:val="-3"/>
-          <w:sz w:val="24"/>
-          <w:szCs w:val="24"/>
-        </w:rPr>
-      </w:r>
-      <w:r>
-        <w:rPr>
-          <w:rFonts w:ascii="Garamond" w:hAnsi="Garamond"/>
-          <w:sz w:val="24"/>
-          <w:szCs w:val="24"/>
-        </w:rPr>
-      </w:r>
-      <w:r>
-        <w:rPr>
-          <w:rFonts w:ascii="Garamond" w:hAnsi="Garamond"/>
-          <w:spacing w:val="-4"/>
-          <w:sz w:val="24"/>
-          <w:szCs w:val="24"/>
-        </w:rPr>
-      </w:r>
-      <w:r>
-        <w:rPr>
-          <w:rFonts w:ascii="Garamond" w:hAnsi="Garamond"/>
-          <w:sz w:val="24"/>
-          <w:szCs w:val="24"/>
-        </w:rPr>
-      </w:r>
-      <w:r>
-        <w:rPr>
-          <w:rFonts w:ascii="Garamond" w:hAnsi="Garamond"/>
-          <w:spacing w:val="-4"/>
-          <w:sz w:val="24"/>
-          <w:szCs w:val="24"/>
-        </w:rPr>
-      </w:r>
-      <w:r>
-        <w:rPr>
-          <w:rFonts w:ascii="Garamond" w:hAnsi="Garamond"/>
-          <w:sz w:val="24"/>
-          <w:szCs w:val="24"/>
-        </w:rPr>
-      </w:r>
-      <w:r>
-        <w:rPr>
-          <w:rFonts w:ascii="Garamond" w:hAnsi="Garamond"/>
-          <w:b/>
-          <w:sz w:val="24"/>
-          <w:szCs w:val="24"/>
-        </w:rPr>
-      </w:r>
-      <w:r>
-        <w:rPr>
-          <w:rFonts w:ascii="Garamond" w:hAnsi="Garamond"/>
-          <w:sz w:val="24"/>
-          <w:szCs w:val="24"/>
-        </w:rPr>
-      </w:r>
     </w:p>
     <w:p>
       <w:pPr>
@@ -3909,288 +3379,6 @@
           <w:szCs w:val="24"/>
         </w:rPr>
         <w:t>No Trustee shall be liable for any error of judgment or for any loss arising out of any act or omission in the execution of this Declaration of Trust so long as the Trustee acted in good faith but in any event, every Trustee shall be liable and accountable only for their own individual acts, receipts, neglects, and defaults, and shall not be liable for the actions of any other Trustee, or of any person employed by the Trustee, or for the actions of any bank, trust company, broker or other person or entity with whom or wherein any moneys or securities belonging to the trust under this Declaration may be deposited, nor for any defect in title of any asset acquired by the Trustee under this Declaration, nor for any loss of, or related to, any portion or all of the Trust Premises, unless such loss occurs directly as a result of the Trustee’s own willful acts or omissions; and the Trustee shall be entitled to indemnity out of the assets of the trust under this Declaration against any liability incurred in the execution of the terms or provisions hereof, provided that such liability did not result directly from willful acts or omissions by the Trustee.</w:t>
-      </w:r>
-      <w:r>
-        <w:rPr>
-          <w:rFonts w:ascii="Garamond" w:hAnsi="Garamond"/>
-          <w:spacing w:val="-3"/>
-          <w:sz w:val="24"/>
-          <w:szCs w:val="24"/>
-        </w:rPr>
-      </w:r>
-      <w:r>
-        <w:rPr>
-          <w:rFonts w:ascii="Garamond" w:hAnsi="Garamond"/>
-          <w:sz w:val="24"/>
-          <w:szCs w:val="24"/>
-        </w:rPr>
-      </w:r>
-      <w:r>
-        <w:rPr>
-          <w:rFonts w:ascii="Garamond" w:hAnsi="Garamond"/>
-          <w:spacing w:val="-3"/>
-          <w:sz w:val="24"/>
-          <w:szCs w:val="24"/>
-        </w:rPr>
-      </w:r>
-      <w:r>
-        <w:rPr>
-          <w:rFonts w:ascii="Garamond" w:hAnsi="Garamond"/>
-          <w:sz w:val="24"/>
-          <w:szCs w:val="24"/>
-        </w:rPr>
-      </w:r>
-      <w:r>
-        <w:rPr>
-          <w:rFonts w:ascii="Garamond" w:hAnsi="Garamond"/>
-          <w:spacing w:val="-4"/>
-          <w:sz w:val="24"/>
-          <w:szCs w:val="24"/>
-        </w:rPr>
-      </w:r>
-      <w:r>
-        <w:rPr>
-          <w:rFonts w:ascii="Garamond" w:hAnsi="Garamond"/>
-          <w:sz w:val="24"/>
-          <w:szCs w:val="24"/>
-        </w:rPr>
-      </w:r>
-      <w:r>
-        <w:rPr>
-          <w:rFonts w:ascii="Garamond" w:hAnsi="Garamond"/>
-          <w:spacing w:val="-3"/>
-          <w:sz w:val="24"/>
-          <w:szCs w:val="24"/>
-        </w:rPr>
-      </w:r>
-      <w:r>
-        <w:rPr>
-          <w:rFonts w:ascii="Garamond" w:hAnsi="Garamond"/>
-          <w:sz w:val="24"/>
-          <w:szCs w:val="24"/>
-        </w:rPr>
-      </w:r>
-      <w:r>
-        <w:rPr>
-          <w:rFonts w:ascii="Garamond" w:hAnsi="Garamond"/>
-          <w:spacing w:val="-3"/>
-          <w:sz w:val="24"/>
-          <w:szCs w:val="24"/>
-        </w:rPr>
-      </w:r>
-      <w:r>
-        <w:rPr>
-          <w:rFonts w:ascii="Garamond" w:hAnsi="Garamond"/>
-          <w:sz w:val="24"/>
-          <w:szCs w:val="24"/>
-        </w:rPr>
-      </w:r>
-      <w:r>
-        <w:rPr>
-          <w:rFonts w:ascii="Garamond" w:hAnsi="Garamond"/>
-          <w:spacing w:val="-3"/>
-          <w:sz w:val="24"/>
-          <w:szCs w:val="24"/>
-        </w:rPr>
-      </w:r>
-      <w:r>
-        <w:rPr>
-          <w:rFonts w:ascii="Garamond" w:hAnsi="Garamond"/>
-          <w:sz w:val="24"/>
-          <w:szCs w:val="24"/>
-        </w:rPr>
-      </w:r>
-      <w:r>
-        <w:rPr>
-          <w:rFonts w:ascii="Garamond" w:hAnsi="Garamond"/>
-          <w:spacing w:val="-3"/>
-          <w:sz w:val="24"/>
-          <w:szCs w:val="24"/>
-        </w:rPr>
-      </w:r>
-      <w:r>
-        <w:rPr>
-          <w:rFonts w:ascii="Garamond" w:hAnsi="Garamond"/>
-          <w:sz w:val="24"/>
-          <w:szCs w:val="24"/>
-        </w:rPr>
-      </w:r>
-      <w:r>
-        <w:rPr>
-          <w:rFonts w:ascii="Garamond" w:hAnsi="Garamond"/>
-          <w:spacing w:val="-4"/>
-          <w:sz w:val="24"/>
-          <w:szCs w:val="24"/>
-        </w:rPr>
-      </w:r>
-      <w:r>
-        <w:rPr>
-          <w:rFonts w:ascii="Garamond" w:hAnsi="Garamond"/>
-          <w:sz w:val="24"/>
-          <w:szCs w:val="24"/>
-        </w:rPr>
-      </w:r>
-      <w:r>
-        <w:rPr>
-          <w:rFonts w:ascii="Garamond" w:hAnsi="Garamond"/>
-          <w:spacing w:val="-3"/>
-          <w:sz w:val="24"/>
-          <w:szCs w:val="24"/>
-        </w:rPr>
-      </w:r>
-      <w:r>
-        <w:rPr>
-          <w:rFonts w:ascii="Garamond" w:hAnsi="Garamond"/>
-          <w:sz w:val="24"/>
-          <w:szCs w:val="24"/>
-        </w:rPr>
-      </w:r>
-      <w:r>
-        <w:rPr>
-          <w:rFonts w:ascii="Garamond" w:hAnsi="Garamond"/>
-          <w:spacing w:val="-4"/>
-          <w:sz w:val="24"/>
-          <w:szCs w:val="24"/>
-        </w:rPr>
-      </w:r>
-      <w:r>
-        <w:rPr>
-          <w:rFonts w:ascii="Garamond" w:hAnsi="Garamond"/>
-          <w:sz w:val="24"/>
-          <w:szCs w:val="24"/>
-        </w:rPr>
-      </w:r>
-      <w:r>
-        <w:rPr>
-          <w:rFonts w:ascii="Garamond" w:hAnsi="Garamond"/>
-          <w:spacing w:val="-4"/>
-          <w:sz w:val="24"/>
-          <w:szCs w:val="24"/>
-        </w:rPr>
-      </w:r>
-      <w:r>
-        <w:rPr>
-          <w:rFonts w:ascii="Garamond" w:hAnsi="Garamond"/>
-          <w:sz w:val="24"/>
-          <w:szCs w:val="24"/>
-        </w:rPr>
-      </w:r>
-      <w:r>
-        <w:rPr>
-          <w:rFonts w:ascii="Garamond" w:hAnsi="Garamond"/>
-          <w:spacing w:val="-3"/>
-          <w:sz w:val="24"/>
-          <w:szCs w:val="24"/>
-        </w:rPr>
-      </w:r>
-      <w:r>
-        <w:rPr>
-          <w:rFonts w:ascii="Garamond" w:hAnsi="Garamond"/>
-          <w:sz w:val="24"/>
-          <w:szCs w:val="24"/>
-        </w:rPr>
-      </w:r>
-      <w:r>
-        <w:rPr>
-          <w:rFonts w:ascii="Garamond" w:hAnsi="Garamond"/>
-          <w:spacing w:val="-4"/>
-          <w:sz w:val="24"/>
-          <w:szCs w:val="24"/>
-        </w:rPr>
-      </w:r>
-      <w:r>
-        <w:rPr>
-          <w:rFonts w:ascii="Garamond" w:hAnsi="Garamond"/>
-          <w:sz w:val="24"/>
-          <w:szCs w:val="24"/>
-        </w:rPr>
-      </w:r>
-      <w:r>
-        <w:rPr>
-          <w:rFonts w:ascii="Garamond" w:hAnsi="Garamond"/>
-          <w:spacing w:val="-3"/>
-          <w:sz w:val="24"/>
-          <w:szCs w:val="24"/>
-        </w:rPr>
-      </w:r>
-      <w:r>
-        <w:rPr>
-          <w:rFonts w:ascii="Garamond" w:hAnsi="Garamond"/>
-          <w:sz w:val="24"/>
-          <w:szCs w:val="24"/>
-        </w:rPr>
-      </w:r>
-      <w:r>
-        <w:rPr>
-          <w:rFonts w:ascii="Garamond" w:hAnsi="Garamond"/>
-          <w:spacing w:val="-3"/>
-          <w:sz w:val="24"/>
-          <w:szCs w:val="24"/>
-        </w:rPr>
-      </w:r>
-      <w:r>
-        <w:rPr>
-          <w:rFonts w:ascii="Garamond" w:hAnsi="Garamond"/>
-          <w:sz w:val="24"/>
-          <w:szCs w:val="24"/>
-        </w:rPr>
-      </w:r>
-      <w:r>
-        <w:rPr>
-          <w:rFonts w:ascii="Garamond" w:hAnsi="Garamond"/>
-          <w:b/>
-          <w:sz w:val="24"/>
-          <w:szCs w:val="24"/>
-        </w:rPr>
-      </w:r>
-      <w:r>
-        <w:rPr>
-          <w:rFonts w:ascii="Garamond" w:hAnsi="Garamond"/>
-          <w:sz w:val="24"/>
-          <w:szCs w:val="24"/>
-        </w:rPr>
-      </w:r>
-      <w:r>
-        <w:rPr>
-          <w:rFonts w:ascii="Garamond" w:hAnsi="Garamond"/>
-          <w:sz w:val="24"/>
-          <w:szCs w:val="24"/>
-        </w:rPr>
-      </w:r>
-      <w:r>
-        <w:rPr>
-          <w:rFonts w:ascii="Garamond" w:hAnsi="Garamond"/>
-          <w:sz w:val="24"/>
-          <w:szCs w:val="24"/>
-        </w:rPr>
-      </w:r>
-      <w:r>
-        <w:rPr>
-          <w:rFonts w:ascii="Garamond" w:hAnsi="Garamond"/>
-          <w:sz w:val="24"/>
-          <w:szCs w:val="24"/>
-        </w:rPr>
-      </w:r>
-      <w:r>
-        <w:rPr>
-          <w:rFonts w:ascii="Garamond" w:hAnsi="Garamond"/>
-          <w:sz w:val="24"/>
-          <w:szCs w:val="24"/>
-        </w:rPr>
-      </w:r>
-      <w:r>
-        <w:rPr>
-          <w:rFonts w:ascii="Garamond" w:hAnsi="Garamond"/>
-          <w:sz w:val="24"/>
-          <w:szCs w:val="24"/>
-        </w:rPr>
-      </w:r>
-      <w:r>
-        <w:rPr>
-          <w:rFonts w:ascii="Garamond" w:hAnsi="Garamond"/>
-          <w:sz w:val="24"/>
-          <w:szCs w:val="24"/>
-        </w:rPr>
       </w:r>
     </w:p>
     <w:p>
@@ -5165,494 +4353,16 @@
           <w:szCs w:val="24"/>
         </w:rPr>
         <w:t>(a)</w:t>
+      </w:r>
+      <w:r>
+        <w:rPr>
+          <w:rFonts w:ascii="Garamond" w:hAnsi="Garamond"/>
+          <w:spacing w:val="-4"/>
+          <w:sz w:val="24"/>
+          <w:szCs w:val="24"/>
+        </w:rPr>
         <w:tab/>
         <w:t>This Declaration of Trust shall terminate twenty (21) years from the date hereof, unless such term is extended for a successive term of {trust_term_extension_years} years by the then serving Trustee in an instrument in writing, signed and acknowledged by the Trustee and recorded with the Registry of Deeds. This Declaration shall in any event terminate in accordance with the provisions of the following paragraph (b), at which time the Trustee shall convey the entire remaining Trust Premises by a quitclaim deed in recordable form to the Beneficiaries. In the absence of such a quitclaim deed, title to the Trust Premises shall automatically vest in the Beneficiaries as tenants in common if there is more than one Beneficiary in proportion to the Beneficiaries’ respective interests, or title shall vest in the name of the sole Beneficiary if there is then only one Beneficiary and such title shall be conveyed and/or shall vest in the new owner subject to any existing encumbrances.</w:t>
-      </w:r>
-      <w:r>
-        <w:rPr>
-          <w:rFonts w:ascii="Garamond" w:hAnsi="Garamond"/>
-          <w:sz w:val="24"/>
-          <w:szCs w:val="24"/>
-        </w:rPr>
-      </w:r>
-      <w:r>
-        <w:rPr>
-          <w:rFonts w:ascii="Garamond" w:hAnsi="Garamond"/>
-          <w:sz w:val="24"/>
-          <w:szCs w:val="24"/>
-        </w:rPr>
-      </w:r>
-      <w:r>
-        <w:rPr>
-          <w:rFonts w:ascii="Garamond" w:hAnsi="Garamond"/>
-          <w:sz w:val="24"/>
-          <w:szCs w:val="24"/>
-        </w:rPr>
-      </w:r>
-      <w:r>
-        <w:rPr>
-          <w:rFonts w:ascii="Garamond" w:hAnsi="Garamond"/>
-          <w:b/>
-          <w:sz w:val="24"/>
-          <w:szCs w:val="24"/>
-        </w:rPr>
-      </w:r>
-      <w:r>
-        <w:rPr>
-          <w:rFonts w:ascii="Garamond" w:hAnsi="Garamond"/>
-          <w:sz w:val="24"/>
-          <w:szCs w:val="24"/>
-        </w:rPr>
-      </w:r>
-      <w:r>
-        <w:rPr>
-          <w:rFonts w:ascii="Garamond" w:hAnsi="Garamond"/>
-          <w:spacing w:val="40"/>
-          <w:sz w:val="24"/>
-          <w:szCs w:val="24"/>
-        </w:rPr>
-      </w:r>
-      <w:r>
-        <w:rPr>
-          <w:rFonts w:ascii="Garamond" w:hAnsi="Garamond"/>
-          <w:sz w:val="24"/>
-          <w:szCs w:val="24"/>
-        </w:rPr>
-      </w:r>
-      <w:r>
-        <w:rPr>
-          <w:rFonts w:ascii="Garamond" w:hAnsi="Garamond"/>
-          <w:spacing w:val="40"/>
-          <w:sz w:val="24"/>
-          <w:szCs w:val="24"/>
-        </w:rPr>
-      </w:r>
-      <w:r>
-        <w:rPr>
-          <w:rFonts w:ascii="Garamond" w:hAnsi="Garamond"/>
-          <w:sz w:val="24"/>
-          <w:szCs w:val="24"/>
-        </w:rPr>
-      </w:r>
-      <w:r>
-        <w:rPr>
-          <w:rFonts w:ascii="Garamond" w:hAnsi="Garamond"/>
-          <w:spacing w:val="-4"/>
-          <w:sz w:val="24"/>
-          <w:szCs w:val="24"/>
-        </w:rPr>
-      </w:r>
-      <w:r>
-        <w:rPr>
-          <w:rFonts w:ascii="Garamond" w:hAnsi="Garamond"/>
-          <w:sz w:val="24"/>
-          <w:szCs w:val="24"/>
-        </w:rPr>
-      </w:r>
-      <w:r>
-        <w:rPr>
-          <w:rFonts w:ascii="Garamond" w:hAnsi="Garamond"/>
-          <w:spacing w:val="-3"/>
-          <w:sz w:val="24"/>
-          <w:szCs w:val="24"/>
-        </w:rPr>
-      </w:r>
-      <w:r>
-        <w:rPr>
-          <w:rFonts w:ascii="Garamond" w:hAnsi="Garamond"/>
-          <w:sz w:val="24"/>
-          <w:szCs w:val="24"/>
-        </w:rPr>
-      </w:r>
-      <w:r>
-        <w:rPr>
-          <w:rFonts w:ascii="Garamond" w:hAnsi="Garamond"/>
-          <w:spacing w:val="-4"/>
-          <w:sz w:val="24"/>
-          <w:szCs w:val="24"/>
-        </w:rPr>
-      </w:r>
-      <w:r>
-        <w:rPr>
-          <w:rFonts w:ascii="Garamond" w:hAnsi="Garamond"/>
-          <w:sz w:val="24"/>
-          <w:szCs w:val="24"/>
-        </w:rPr>
-      </w:r>
-      <w:r>
-        <w:rPr>
-          <w:rFonts w:ascii="Garamond" w:hAnsi="Garamond"/>
-          <w:spacing w:val="-3"/>
-          <w:sz w:val="24"/>
-          <w:szCs w:val="24"/>
-        </w:rPr>
-      </w:r>
-      <w:r>
-        <w:rPr>
-          <w:rFonts w:ascii="Garamond" w:hAnsi="Garamond"/>
-          <w:sz w:val="24"/>
-          <w:szCs w:val="24"/>
-        </w:rPr>
-      </w:r>
-      <w:r>
-        <w:rPr>
-          <w:rFonts w:ascii="Garamond" w:hAnsi="Garamond"/>
-          <w:spacing w:val="-3"/>
-          <w:sz w:val="24"/>
-          <w:szCs w:val="24"/>
-        </w:rPr>
-      </w:r>
-      <w:r>
-        <w:rPr>
-          <w:rFonts w:ascii="Garamond" w:hAnsi="Garamond"/>
-          <w:sz w:val="24"/>
-          <w:szCs w:val="24"/>
-        </w:rPr>
-      </w:r>
-      <w:r>
-        <w:rPr>
-          <w:rFonts w:ascii="Garamond" w:hAnsi="Garamond"/>
-          <w:spacing w:val="-3"/>
-          <w:sz w:val="24"/>
-          <w:szCs w:val="24"/>
-        </w:rPr>
-      </w:r>
-      <w:r>
-        <w:rPr>
-          <w:rFonts w:ascii="Garamond" w:hAnsi="Garamond"/>
-          <w:sz w:val="24"/>
-          <w:szCs w:val="24"/>
-        </w:rPr>
-      </w:r>
-      <w:r>
-        <w:rPr>
-          <w:rFonts w:ascii="Garamond" w:hAnsi="Garamond"/>
-          <w:spacing w:val="-3"/>
-          <w:sz w:val="24"/>
-          <w:szCs w:val="24"/>
-        </w:rPr>
-      </w:r>
-      <w:r>
-        <w:rPr>
-          <w:rFonts w:ascii="Garamond" w:hAnsi="Garamond"/>
-          <w:sz w:val="24"/>
-          <w:szCs w:val="24"/>
-        </w:rPr>
-      </w:r>
-      <w:r>
-        <w:rPr>
-          <w:rFonts w:ascii="Garamond" w:hAnsi="Garamond"/>
-          <w:spacing w:val="-3"/>
-          <w:sz w:val="24"/>
-          <w:szCs w:val="24"/>
-        </w:rPr>
-      </w:r>
-      <w:r>
-        <w:rPr>
-          <w:rFonts w:ascii="Garamond" w:hAnsi="Garamond"/>
-          <w:sz w:val="24"/>
-          <w:szCs w:val="24"/>
-        </w:rPr>
-      </w:r>
-      <w:r>
-        <w:rPr>
-          <w:rFonts w:ascii="Garamond" w:hAnsi="Garamond"/>
-          <w:spacing w:val="-3"/>
-          <w:sz w:val="24"/>
-          <w:szCs w:val="24"/>
-        </w:rPr>
-      </w:r>
-      <w:r>
-        <w:rPr>
-          <w:rFonts w:ascii="Garamond" w:hAnsi="Garamond"/>
-          <w:sz w:val="24"/>
-          <w:szCs w:val="24"/>
-        </w:rPr>
-      </w:r>
-      <w:r>
-        <w:rPr>
-          <w:rFonts w:ascii="Garamond" w:hAnsi="Garamond"/>
-          <w:spacing w:val="-3"/>
-          <w:sz w:val="24"/>
-          <w:szCs w:val="24"/>
-        </w:rPr>
-      </w:r>
-      <w:r>
-        <w:rPr>
-          <w:rFonts w:ascii="Garamond" w:hAnsi="Garamond"/>
-          <w:sz w:val="24"/>
-          <w:szCs w:val="24"/>
-        </w:rPr>
-      </w:r>
-      <w:r>
-        <w:rPr>
-          <w:rFonts w:ascii="Garamond" w:hAnsi="Garamond"/>
-          <w:spacing w:val="-3"/>
-          <w:sz w:val="24"/>
-          <w:szCs w:val="24"/>
-        </w:rPr>
-      </w:r>
-      <w:r>
-        <w:rPr>
-          <w:rFonts w:ascii="Garamond" w:hAnsi="Garamond"/>
-          <w:sz w:val="24"/>
-          <w:szCs w:val="24"/>
-        </w:rPr>
-      </w:r>
-      <w:r>
-        <w:rPr>
-          <w:rFonts w:ascii="Garamond" w:hAnsi="Garamond"/>
-          <w:spacing w:val="-4"/>
-          <w:sz w:val="24"/>
-          <w:szCs w:val="24"/>
-        </w:rPr>
-      </w:r>
-      <w:r>
-        <w:rPr>
-          <w:rFonts w:ascii="Garamond" w:hAnsi="Garamond"/>
-          <w:sz w:val="24"/>
-          <w:szCs w:val="24"/>
-        </w:rPr>
-      </w:r>
-      <w:r>
-        <w:rPr>
-          <w:rFonts w:ascii="Garamond" w:hAnsi="Garamond"/>
-          <w:spacing w:val="-3"/>
-          <w:sz w:val="24"/>
-          <w:szCs w:val="24"/>
-        </w:rPr>
-      </w:r>
-      <w:r>
-        <w:rPr>
-          <w:rFonts w:ascii="Garamond" w:hAnsi="Garamond"/>
-          <w:sz w:val="24"/>
-          <w:szCs w:val="24"/>
-        </w:rPr>
-      </w:r>
-      <w:r>
-        <w:rPr>
-          <w:rFonts w:ascii="Garamond" w:hAnsi="Garamond"/>
-          <w:spacing w:val="-3"/>
-          <w:sz w:val="24"/>
-          <w:szCs w:val="24"/>
-        </w:rPr>
-      </w:r>
-      <w:r>
-        <w:rPr>
-          <w:rFonts w:ascii="Garamond" w:hAnsi="Garamond"/>
-          <w:sz w:val="24"/>
-          <w:szCs w:val="24"/>
-        </w:rPr>
-      </w:r>
-      <w:r>
-        <w:rPr>
-          <w:rFonts w:ascii="Garamond" w:hAnsi="Garamond"/>
-          <w:sz w:val="24"/>
-          <w:szCs w:val="24"/>
-        </w:rPr>
-      </w:r>
-      <w:r>
-        <w:rPr>
-          <w:rFonts w:ascii="Garamond" w:hAnsi="Garamond"/>
-        </w:rPr>
-      </w:r>
-      <w:r>
-        <w:rPr>
-          <w:rFonts w:ascii="Garamond" w:hAnsi="Garamond"/>
-          <w:spacing w:val="-2"/>
-        </w:rPr>
-      </w:r>
-      <w:r>
-        <w:rPr>
-          <w:rFonts w:ascii="Garamond" w:hAnsi="Garamond"/>
-        </w:rPr>
-      </w:r>
-      <w:r>
-        <w:rPr>
-          <w:rFonts w:ascii="Garamond" w:hAnsi="Garamond"/>
-          <w:spacing w:val="-2"/>
-        </w:rPr>
-      </w:r>
-      <w:r>
-        <w:rPr>
-          <w:rFonts w:ascii="Garamond" w:hAnsi="Garamond"/>
-        </w:rPr>
-      </w:r>
-      <w:r>
-        <w:rPr>
-          <w:rFonts w:ascii="Garamond" w:hAnsi="Garamond"/>
-          <w:spacing w:val="-2"/>
-        </w:rPr>
-      </w:r>
-      <w:r>
-        <w:rPr>
-          <w:rFonts w:ascii="Garamond" w:hAnsi="Garamond"/>
-        </w:rPr>
-      </w:r>
-      <w:r>
-        <w:rPr>
-          <w:rFonts w:ascii="Garamond" w:hAnsi="Garamond"/>
-          <w:spacing w:val="-3"/>
-        </w:rPr>
-      </w:r>
-      <w:r>
-        <w:rPr>
-          <w:rFonts w:ascii="Garamond" w:hAnsi="Garamond"/>
-        </w:rPr>
-      </w:r>
-      <w:r>
-        <w:rPr>
-          <w:rFonts w:ascii="Garamond" w:hAnsi="Garamond"/>
-          <w:spacing w:val="-3"/>
-        </w:rPr>
-      </w:r>
-      <w:r>
-        <w:rPr>
-          <w:rFonts w:ascii="Garamond" w:hAnsi="Garamond"/>
-        </w:rPr>
-      </w:r>
-      <w:r>
-        <w:rPr>
-          <w:rFonts w:ascii="Garamond" w:hAnsi="Garamond"/>
-          <w:spacing w:val="-2"/>
-        </w:rPr>
-      </w:r>
-      <w:r>
-        <w:rPr>
-          <w:rFonts w:ascii="Garamond" w:hAnsi="Garamond"/>
-        </w:rPr>
-      </w:r>
-      <w:r>
-        <w:rPr>
-          <w:rFonts w:ascii="Garamond" w:hAnsi="Garamond"/>
-          <w:spacing w:val="-3"/>
-        </w:rPr>
-      </w:r>
-      <w:r>
-        <w:rPr>
-          <w:rFonts w:ascii="Garamond" w:hAnsi="Garamond"/>
-        </w:rPr>
-      </w:r>
-      <w:r>
-        <w:rPr>
-          <w:rFonts w:ascii="Garamond" w:hAnsi="Garamond"/>
-          <w:spacing w:val="-3"/>
-        </w:rPr>
-      </w:r>
-      <w:r>
-        <w:rPr>
-          <w:rFonts w:ascii="Garamond" w:hAnsi="Garamond"/>
-        </w:rPr>
-      </w:r>
-      <w:r>
-        <w:rPr>
-          <w:rFonts w:ascii="Garamond" w:hAnsi="Garamond"/>
-          <w:spacing w:val="-2"/>
-        </w:rPr>
-      </w:r>
-      <w:r>
-        <w:rPr>
-          <w:rFonts w:ascii="Garamond" w:hAnsi="Garamond"/>
-        </w:rPr>
-      </w:r>
-      <w:r>
-        <w:rPr>
-          <w:rFonts w:ascii="Garamond" w:hAnsi="Garamond"/>
-          <w:spacing w:val="-2"/>
-        </w:rPr>
-      </w:r>
-      <w:r>
-        <w:rPr>
-          <w:rFonts w:ascii="Garamond" w:hAnsi="Garamond"/>
-        </w:rPr>
-      </w:r>
-      <w:r>
-        <w:rPr>
-          <w:rFonts w:ascii="Garamond" w:hAnsi="Garamond"/>
-          <w:spacing w:val="-3"/>
-        </w:rPr>
-      </w:r>
-      <w:r>
-        <w:rPr>
-          <w:rFonts w:ascii="Garamond" w:hAnsi="Garamond"/>
-        </w:rPr>
-      </w:r>
-      <w:r>
-        <w:rPr>
-          <w:rFonts w:ascii="Garamond" w:hAnsi="Garamond"/>
-          <w:spacing w:val="-2"/>
-        </w:rPr>
-      </w:r>
-      <w:r>
-        <w:rPr>
-          <w:rFonts w:ascii="Garamond" w:hAnsi="Garamond"/>
-        </w:rPr>
-      </w:r>
-      <w:r>
-        <w:rPr>
-          <w:rFonts w:ascii="Garamond" w:hAnsi="Garamond"/>
-          <w:spacing w:val="-2"/>
-        </w:rPr>
-      </w:r>
-      <w:r>
-        <w:rPr>
-          <w:rFonts w:ascii="Garamond" w:hAnsi="Garamond"/>
-        </w:rPr>
-      </w:r>
-      <w:r>
-        <w:rPr>
-          <w:rFonts w:ascii="Garamond" w:hAnsi="Garamond"/>
-          <w:spacing w:val="-2"/>
-        </w:rPr>
-      </w:r>
-      <w:r>
-        <w:rPr>
-          <w:rFonts w:ascii="Garamond" w:hAnsi="Garamond"/>
-        </w:rPr>
-      </w:r>
-      <w:r>
-        <w:rPr>
-          <w:rFonts w:ascii="Garamond" w:hAnsi="Garamond"/>
-          <w:spacing w:val="-2"/>
-        </w:rPr>
-      </w:r>
-      <w:r>
-        <w:rPr>
-          <w:rFonts w:ascii="Garamond" w:hAnsi="Garamond"/>
-        </w:rPr>
-      </w:r>
-      <w:r>
-        <w:rPr>
-          <w:rFonts w:ascii="Garamond" w:hAnsi="Garamond"/>
-          <w:spacing w:val="-2"/>
-        </w:rPr>
-      </w:r>
-      <w:r>
-        <w:rPr>
-          <w:rFonts w:ascii="Garamond" w:hAnsi="Garamond"/>
-        </w:rPr>
-      </w:r>
-      <w:r>
-        <w:rPr>
-          <w:rFonts w:ascii="Garamond" w:hAnsi="Garamond"/>
-          <w:spacing w:val="-2"/>
-        </w:rPr>
-      </w:r>
-      <w:r>
-        <w:rPr>
-          <w:rFonts w:ascii="Garamond" w:hAnsi="Garamond"/>
-        </w:rPr>
-      </w:r>
-      <w:r>
-        <w:rPr>
-          <w:rFonts w:ascii="Garamond" w:hAnsi="Garamond"/>
-          <w:spacing w:val="-2"/>
-        </w:rPr>
-      </w:r>
-      <w:r>
-        <w:rPr>
-          <w:rFonts w:ascii="Garamond" w:hAnsi="Garamond"/>
-        </w:rPr>
       </w:r>
     </w:p>
     <w:p>
@@ -8344,402 +7054,6 @@
         </w:rPr>
         <w:t>The term “Registry of Deeds” as used herein shall mean the {property_county} County Registry of Deeds, provided, however, that if this Declaration is recorded or filed for registration in any other public office within or without the Commonwealth of Massachusetts, any person dealing with portions or all of the Trust Premises as to which documents or instruments are recorded or filed for registration in such other public office in order to constitute notice to persons not parties thereto may rely on the state of the record with respect to this Trust in such other public office, and with respect to such portions or all of the Trust Premises the term “Registry of Deeds” as used herein shall mean such other public office.</w:t>
       </w:r>
-      <w:r>
-        <w:rPr>
-          <w:rFonts w:ascii="Garamond" w:hAnsi="Garamond"/>
-          <w:spacing w:val="-4"/>
-          <w:sz w:val="24"/>
-          <w:szCs w:val="24"/>
-        </w:rPr>
-      </w:r>
-      <w:r>
-        <w:rPr>
-          <w:rFonts w:ascii="Garamond" w:hAnsi="Garamond"/>
-          <w:sz w:val="24"/>
-          <w:szCs w:val="24"/>
-        </w:rPr>
-      </w:r>
-      <w:r>
-        <w:rPr>
-          <w:rFonts w:ascii="Garamond" w:hAnsi="Garamond"/>
-          <w:spacing w:val="-4"/>
-          <w:sz w:val="24"/>
-          <w:szCs w:val="24"/>
-        </w:rPr>
-      </w:r>
-      <w:r>
-        <w:rPr>
-          <w:rFonts w:ascii="Garamond" w:hAnsi="Garamond"/>
-          <w:sz w:val="24"/>
-          <w:szCs w:val="24"/>
-        </w:rPr>
-      </w:r>
-      <w:r>
-        <w:rPr>
-          <w:rFonts w:ascii="Garamond" w:hAnsi="Garamond"/>
-          <w:spacing w:val="-3"/>
-          <w:sz w:val="24"/>
-          <w:szCs w:val="24"/>
-        </w:rPr>
-      </w:r>
-      <w:r>
-        <w:rPr>
-          <w:rFonts w:ascii="Garamond" w:hAnsi="Garamond"/>
-          <w:sz w:val="24"/>
-          <w:szCs w:val="24"/>
-        </w:rPr>
-      </w:r>
-      <w:r>
-        <w:rPr>
-          <w:rFonts w:ascii="Garamond" w:hAnsi="Garamond"/>
-          <w:spacing w:val="-3"/>
-          <w:sz w:val="24"/>
-          <w:szCs w:val="24"/>
-        </w:rPr>
-      </w:r>
-      <w:r>
-        <w:rPr>
-          <w:rFonts w:ascii="Garamond" w:hAnsi="Garamond"/>
-          <w:sz w:val="24"/>
-          <w:szCs w:val="24"/>
-        </w:rPr>
-      </w:r>
-      <w:r>
-        <w:rPr>
-          <w:rFonts w:ascii="Garamond" w:hAnsi="Garamond"/>
-          <w:spacing w:val="-4"/>
-          <w:sz w:val="24"/>
-          <w:szCs w:val="24"/>
-        </w:rPr>
-      </w:r>
-      <w:r>
-        <w:rPr>
-          <w:rFonts w:ascii="Garamond" w:hAnsi="Garamond"/>
-          <w:sz w:val="24"/>
-          <w:szCs w:val="24"/>
-        </w:rPr>
-      </w:r>
-      <w:r>
-        <w:rPr>
-          <w:rFonts w:ascii="Garamond" w:hAnsi="Garamond"/>
-          <w:spacing w:val="-3"/>
-          <w:sz w:val="24"/>
-          <w:szCs w:val="24"/>
-        </w:rPr>
-      </w:r>
-      <w:r>
-        <w:rPr>
-          <w:rFonts w:ascii="Garamond" w:hAnsi="Garamond"/>
-          <w:sz w:val="24"/>
-          <w:szCs w:val="24"/>
-        </w:rPr>
-      </w:r>
-      <w:r>
-        <w:rPr>
-          <w:rFonts w:ascii="Garamond" w:hAnsi="Garamond"/>
-          <w:spacing w:val="-3"/>
-          <w:sz w:val="24"/>
-          <w:szCs w:val="24"/>
-        </w:rPr>
-      </w:r>
-      <w:r>
-        <w:rPr>
-          <w:rFonts w:ascii="Garamond" w:hAnsi="Garamond"/>
-          <w:sz w:val="24"/>
-          <w:szCs w:val="24"/>
-        </w:rPr>
-      </w:r>
-      <w:r>
-        <w:rPr>
-          <w:rFonts w:ascii="Garamond" w:hAnsi="Garamond"/>
-          <w:spacing w:val="-3"/>
-          <w:sz w:val="24"/>
-          <w:szCs w:val="24"/>
-        </w:rPr>
-      </w:r>
-      <w:r>
-        <w:rPr>
-          <w:rFonts w:ascii="Garamond" w:hAnsi="Garamond"/>
-          <w:sz w:val="24"/>
-          <w:szCs w:val="24"/>
-        </w:rPr>
-      </w:r>
-      <w:r>
-        <w:rPr>
-          <w:rFonts w:ascii="Garamond" w:hAnsi="Garamond"/>
-          <w:spacing w:val="-3"/>
-          <w:sz w:val="24"/>
-          <w:szCs w:val="24"/>
-        </w:rPr>
-      </w:r>
-      <w:r>
-        <w:rPr>
-          <w:rFonts w:ascii="Garamond" w:hAnsi="Garamond"/>
-          <w:sz w:val="24"/>
-          <w:szCs w:val="24"/>
-        </w:rPr>
-      </w:r>
-      <w:r>
-        <w:rPr>
-          <w:rFonts w:ascii="Garamond" w:hAnsi="Garamond"/>
-          <w:spacing w:val="-3"/>
-          <w:sz w:val="24"/>
-          <w:szCs w:val="24"/>
-        </w:rPr>
-      </w:r>
-      <w:r>
-        <w:rPr>
-          <w:rFonts w:ascii="Garamond" w:hAnsi="Garamond"/>
-          <w:sz w:val="24"/>
-          <w:szCs w:val="24"/>
-        </w:rPr>
-      </w:r>
-      <w:r>
-        <w:rPr>
-          <w:rFonts w:ascii="Garamond" w:hAnsi="Garamond"/>
-          <w:spacing w:val="-3"/>
-          <w:sz w:val="24"/>
-          <w:szCs w:val="24"/>
-        </w:rPr>
-      </w:r>
-      <w:r>
-        <w:rPr>
-          <w:rFonts w:ascii="Garamond" w:hAnsi="Garamond"/>
-          <w:sz w:val="24"/>
-          <w:szCs w:val="24"/>
-        </w:rPr>
-      </w:r>
-      <w:r>
-        <w:rPr>
-          <w:rFonts w:ascii="Garamond" w:hAnsi="Garamond"/>
-          <w:sz w:val="24"/>
-          <w:szCs w:val="24"/>
-        </w:rPr>
-      </w:r>
-      <w:r>
-        <w:rPr>
-          <w:rFonts w:ascii="Garamond" w:hAnsi="Garamond"/>
-          <w:sz w:val="24"/>
-          <w:szCs w:val="24"/>
-        </w:rPr>
-      </w:r>
-      <w:r>
-        <w:rPr>
-          <w:rFonts w:ascii="Garamond" w:hAnsi="Garamond"/>
-          <w:sz w:val="24"/>
-          <w:szCs w:val="24"/>
-        </w:rPr>
-      </w:r>
-      <w:r>
-        <w:rPr>
-          <w:rFonts w:ascii="Garamond" w:hAnsi="Garamond"/>
-          <w:sz w:val="24"/>
-          <w:szCs w:val="24"/>
-        </w:rPr>
-      </w:r>
-      <w:r>
-        <w:rPr>
-          <w:rFonts w:ascii="Garamond" w:hAnsi="Garamond"/>
-        </w:rPr>
-      </w:r>
-      <w:r>
-        <w:rPr>
-          <w:rFonts w:ascii="Garamond" w:hAnsi="Garamond"/>
-          <w:spacing w:val="-2"/>
-        </w:rPr>
-      </w:r>
-      <w:r>
-        <w:rPr>
-          <w:rFonts w:ascii="Garamond" w:hAnsi="Garamond"/>
-        </w:rPr>
-      </w:r>
-      <w:r>
-        <w:rPr>
-          <w:rFonts w:ascii="Garamond" w:hAnsi="Garamond"/>
-          <w:spacing w:val="-2"/>
-        </w:rPr>
-      </w:r>
-      <w:r>
-        <w:rPr>
-          <w:rFonts w:ascii="Garamond" w:hAnsi="Garamond"/>
-        </w:rPr>
-      </w:r>
-      <w:r>
-        <w:rPr>
-          <w:rFonts w:ascii="Garamond" w:hAnsi="Garamond"/>
-          <w:spacing w:val="-2"/>
-        </w:rPr>
-      </w:r>
-      <w:r>
-        <w:rPr>
-          <w:rFonts w:ascii="Garamond" w:hAnsi="Garamond"/>
-        </w:rPr>
-      </w:r>
-      <w:r>
-        <w:rPr>
-          <w:rFonts w:ascii="Garamond" w:hAnsi="Garamond"/>
-          <w:spacing w:val="-3"/>
-        </w:rPr>
-      </w:r>
-      <w:r>
-        <w:rPr>
-          <w:rFonts w:ascii="Garamond" w:hAnsi="Garamond"/>
-        </w:rPr>
-      </w:r>
-      <w:r>
-        <w:rPr>
-          <w:rFonts w:ascii="Garamond" w:hAnsi="Garamond"/>
-          <w:spacing w:val="-2"/>
-        </w:rPr>
-      </w:r>
-      <w:r>
-        <w:rPr>
-          <w:rFonts w:ascii="Garamond" w:hAnsi="Garamond"/>
-        </w:rPr>
-      </w:r>
-      <w:r>
-        <w:rPr>
-          <w:rFonts w:ascii="Garamond" w:hAnsi="Garamond"/>
-          <w:spacing w:val="-2"/>
-        </w:rPr>
-      </w:r>
-      <w:r>
-        <w:rPr>
-          <w:rFonts w:ascii="Garamond" w:hAnsi="Garamond"/>
-        </w:rPr>
-      </w:r>
-      <w:r>
-        <w:rPr>
-          <w:rFonts w:ascii="Garamond" w:hAnsi="Garamond"/>
-          <w:spacing w:val="-2"/>
-        </w:rPr>
-      </w:r>
-      <w:r>
-        <w:rPr>
-          <w:rFonts w:ascii="Garamond" w:hAnsi="Garamond"/>
-        </w:rPr>
-      </w:r>
-      <w:r>
-        <w:rPr>
-          <w:rFonts w:ascii="Garamond" w:hAnsi="Garamond"/>
-          <w:spacing w:val="-2"/>
-        </w:rPr>
-      </w:r>
-      <w:r>
-        <w:rPr>
-          <w:rFonts w:ascii="Garamond" w:hAnsi="Garamond"/>
-        </w:rPr>
-      </w:r>
-      <w:r>
-        <w:rPr>
-          <w:rFonts w:ascii="Garamond" w:hAnsi="Garamond"/>
-          <w:spacing w:val="-2"/>
-        </w:rPr>
-      </w:r>
-      <w:r>
-        <w:rPr>
-          <w:rFonts w:ascii="Garamond" w:hAnsi="Garamond"/>
-        </w:rPr>
-      </w:r>
-      <w:r>
-        <w:rPr>
-          <w:rFonts w:ascii="Garamond" w:hAnsi="Garamond"/>
-          <w:spacing w:val="-2"/>
-        </w:rPr>
-      </w:r>
-      <w:r>
-        <w:rPr>
-          <w:rFonts w:ascii="Garamond" w:hAnsi="Garamond"/>
-        </w:rPr>
-      </w:r>
-      <w:r>
-        <w:rPr>
-          <w:rFonts w:ascii="Garamond" w:hAnsi="Garamond"/>
-          <w:spacing w:val="-2"/>
-        </w:rPr>
-      </w:r>
-      <w:r>
-        <w:rPr>
-          <w:rFonts w:ascii="Garamond" w:hAnsi="Garamond"/>
-        </w:rPr>
-      </w:r>
-      <w:r>
-        <w:rPr>
-          <w:rFonts w:ascii="Garamond" w:hAnsi="Garamond"/>
-          <w:spacing w:val="-2"/>
-        </w:rPr>
-      </w:r>
-      <w:r>
-        <w:rPr>
-          <w:rFonts w:ascii="Garamond" w:hAnsi="Garamond"/>
-        </w:rPr>
-      </w:r>
-      <w:r>
-        <w:rPr>
-          <w:rFonts w:ascii="Garamond" w:hAnsi="Garamond"/>
-          <w:spacing w:val="-2"/>
-        </w:rPr>
-      </w:r>
-      <w:r>
-        <w:rPr>
-          <w:rFonts w:ascii="Garamond" w:hAnsi="Garamond"/>
-        </w:rPr>
-      </w:r>
-      <w:r>
-        <w:rPr>
-          <w:rFonts w:ascii="Garamond" w:hAnsi="Garamond"/>
-          <w:spacing w:val="-2"/>
-        </w:rPr>
-      </w:r>
-      <w:r>
-        <w:rPr>
-          <w:rFonts w:ascii="Garamond" w:hAnsi="Garamond"/>
-        </w:rPr>
-      </w:r>
-      <w:r>
-        <w:rPr>
-          <w:rFonts w:ascii="Garamond" w:hAnsi="Garamond"/>
-          <w:spacing w:val="-3"/>
-        </w:rPr>
-      </w:r>
-      <w:r>
-        <w:rPr>
-          <w:rFonts w:ascii="Garamond" w:hAnsi="Garamond"/>
-        </w:rPr>
-      </w:r>
-      <w:r>
-        <w:rPr>
-          <w:rFonts w:ascii="Garamond" w:hAnsi="Garamond"/>
-          <w:spacing w:val="-2"/>
-        </w:rPr>
-      </w:r>
-      <w:r>
-        <w:rPr>
-          <w:rFonts w:ascii="Garamond" w:hAnsi="Garamond"/>
-        </w:rPr>
-      </w:r>
-      <w:r>
-        <w:rPr>
-          <w:rFonts w:ascii="Garamond" w:hAnsi="Garamond"/>
-          <w:spacing w:val="-2"/>
-        </w:rPr>
-      </w:r>
-      <w:r>
-        <w:rPr>
-          <w:rFonts w:ascii="Garamond" w:hAnsi="Garamond"/>
-        </w:rPr>
-      </w:r>
-      <w:r>
-        <w:rPr>
-          <w:rFonts w:ascii="Garamond" w:hAnsi="Garamond"/>
-          <w:spacing w:val="-3"/>
-        </w:rPr>
-      </w:r>
-      <w:r>
-        <w:rPr>
-          <w:rFonts w:ascii="Garamond" w:hAnsi="Garamond"/>
-        </w:rPr>
-      </w:r>
     </w:p>
     <w:p>
       <w:pPr>
@@ -8956,40 +7270,7 @@
         <w:rPr>
           <w:rFonts w:ascii="Garamond" w:hAnsi="Garamond"/>
         </w:rPr>
-        <w:t>{trustees}, Trustee</w:t>
-      </w:r>
-      <w:r>
-        <w:rPr>
-          <w:rFonts w:ascii="Garamond" w:hAnsi="Garamond"/>
-          <w:spacing w:val="-1"/>
-        </w:rPr>
-      </w:r>
-      <w:r>
-        <w:rPr>
-          <w:rFonts w:ascii="Garamond" w:hAnsi="Garamond"/>
-        </w:rPr>
-      </w:r>
-      <w:r>
-        <w:rPr>
-          <w:rFonts w:ascii="Garamond" w:hAnsi="Garamond"/>
-          <w:spacing w:val="-1"/>
-        </w:rPr>
-      </w:r>
-      <w:r>
-        <w:rPr>
-          <w:rFonts w:ascii="Garamond" w:hAnsi="Garamond"/>
-        </w:rPr>
-      </w:r>
-      <w:r>
-        <w:rPr>
-          <w:rFonts w:ascii="Garamond" w:hAnsi="Garamond"/>
-        </w:rPr>
-      </w:r>
-      <w:r>
-        <w:rPr>
-          <w:rFonts w:ascii="Garamond" w:hAnsi="Garamond"/>
-          <w:spacing w:val="-2"/>
-        </w:rPr>
+        <w:t xml:space="preserve">{trustees}, {trustee_title}</w:t>
       </w:r>
     </w:p>
     <w:p>
@@ -9008,17 +7289,6 @@
         </w:rPr>
         <w:t>THE {trust_name}</w:t>
       </w:r>
-      <w:r>
-        <w:rPr>
-          <w:rFonts w:ascii="Garamond" w:hAnsi="Garamond"/>
-          <w:spacing w:val="-1"/>
-        </w:rPr>
-      </w:r>
-      <w:r>
-        <w:rPr>
-          <w:rFonts w:ascii="Garamond" w:hAnsi="Garamond"/>
-        </w:rPr>
-      </w:r>
     </w:p>
     <w:p>
       <w:pPr>
@@ -9085,40 +7355,7 @@
         <w:rPr>
           <w:rFonts w:ascii="Garamond" w:hAnsi="Garamond"/>
         </w:rPr>
-        <w:t>{trustees}, Trustee</w:t>
-      </w:r>
-      <w:r>
-        <w:rPr>
-          <w:rFonts w:ascii="Garamond" w:hAnsi="Garamond"/>
-          <w:spacing w:val="-1"/>
-        </w:rPr>
-      </w:r>
-      <w:r>
-        <w:rPr>
-          <w:rFonts w:ascii="Garamond" w:hAnsi="Garamond"/>
-        </w:rPr>
-      </w:r>
-      <w:r>
-        <w:rPr>
-          <w:rFonts w:ascii="Garamond" w:hAnsi="Garamond"/>
-          <w:spacing w:val="-1"/>
-        </w:rPr>
-      </w:r>
-      <w:r>
-        <w:rPr>
-          <w:rFonts w:ascii="Garamond" w:hAnsi="Garamond"/>
-        </w:rPr>
-      </w:r>
-      <w:r>
-        <w:rPr>
-          <w:rFonts w:ascii="Garamond" w:hAnsi="Garamond"/>
-        </w:rPr>
-      </w:r>
-      <w:r>
-        <w:rPr>
-          <w:rFonts w:ascii="Garamond" w:hAnsi="Garamond"/>
-          <w:spacing w:val="-2"/>
-        </w:rPr>
+        <w:t xml:space="preserve">{trustees}, {trustee_title}</w:t>
       </w:r>
     </w:p>
     <w:p>
@@ -9136,17 +7373,6 @@
           <w:rFonts w:ascii="Garamond" w:hAnsi="Garamond"/>
         </w:rPr>
         <w:t>THE {trust_name}</w:t>
-      </w:r>
-      <w:r>
-        <w:rPr>
-          <w:rFonts w:ascii="Garamond" w:hAnsi="Garamond"/>
-          <w:spacing w:val="-1"/>
-        </w:rPr>
-      </w:r>
-      <w:r>
-        <w:rPr>
-          <w:rFonts w:ascii="Garamond" w:hAnsi="Garamond"/>
-        </w:rPr>
       </w:r>
     </w:p>
     <w:p>
@@ -9217,7 +7443,7 @@
         <w:rPr>
           <w:rFonts w:ascii="Garamond" w:hAnsi="Garamond"/>
         </w:rPr>
-        <w:t>COUNTY OF {certificate_execution_county}</w:t>
+        <w:t xml:space="preserve">COUNTY OF {signing_county}</w:t>
       </w:r>
     </w:p>
     <w:p>
@@ -9253,251 +7479,19 @@
         <w:rPr>
           <w:rFonts w:ascii="Garamond" w:hAnsi="Garamond"/>
         </w:rPr>
-        <w:t>On this {execution_date} , before me, the undersigned notary public, personally appeared {trustees}  , Trustee of THE {trust_name} and proved to me through satisfactory evidence of identification, which was photographic identification with signature issued by a federal or state governmental agency, oath or affirmation of a credible witness, personal knowledge of the undersigned, to be the person whose name is signed on the preceding document and who acknowledged to me that they signed it voluntarily for its stated purpose.</w:t>
-      </w:r>
-      <w:r>
-        <w:rPr>
-          <w:rFonts w:ascii="Garamond" w:hAnsi="Garamond"/>
-          <w:u w:val="single"/>
-        </w:rPr>
-      </w:r>
-      <w:r>
-        <w:rPr>
-          <w:rFonts w:ascii="Garamond" w:hAnsi="Garamond"/>
-        </w:rPr>
-      </w:r>
-      <w:r>
-        <w:rPr>
-          <w:rFonts w:ascii="Garamond" w:hAnsi="Garamond"/>
-        </w:rPr>
-      </w:r>
-      <w:r>
-        <w:rPr>
-          <w:rFonts w:ascii="Garamond" w:hAnsi="Garamond"/>
-        </w:rPr>
-      </w:r>
-      <w:r>
-        <w:rPr>
-          <w:rFonts w:ascii="Garamond" w:hAnsi="Garamond"/>
-          <w:spacing w:val="-37"/>
-          <w:u w:val="single"/>
-        </w:rPr>
-      </w:r>
-      <w:r>
-        <w:rPr>
-          <w:rFonts w:ascii="Garamond" w:hAnsi="Garamond"/>
-        </w:rPr>
-      </w:r>
-      <w:r>
-        <w:rPr>
-          <w:rFonts w:ascii="Garamond" w:hAnsi="Garamond"/>
-        </w:rPr>
-      </w:r>
-      <w:r>
-        <w:rPr>
-          <w:rFonts w:ascii="Garamond" w:hAnsi="Garamond"/>
-        </w:rPr>
-      </w:r>
-      <w:r>
-        <w:rPr>
-          <w:rFonts w:ascii="Garamond" w:hAnsi="Garamond"/>
-        </w:rPr>
-      </w:r>
-      <w:r>
-        <w:rPr>
-          <w:rFonts w:ascii="Garamond" w:hAnsi="Garamond"/>
-          <w:spacing w:val="-2"/>
-        </w:rPr>
-      </w:r>
-      <w:r>
-        <w:rPr>
-          <w:rFonts w:ascii="Garamond" w:hAnsi="Garamond"/>
-        </w:rPr>
-      </w:r>
-      <w:r>
-        <w:rPr>
-          <w:rFonts w:ascii="Garamond" w:hAnsi="Garamond"/>
-        </w:rPr>
-      </w:r>
-      <w:r>
-        <w:rPr>
-          <w:rFonts w:ascii="Garamond" w:hAnsi="Garamond"/>
-        </w:rPr>
-      </w:r>
-      <w:r>
-        <w:rPr>
-          <w:rFonts w:ascii="Garamond" w:hAnsi="Garamond"/>
-        </w:rPr>
-      </w:r>
-      <w:r>
-        <w:rPr>
-          <w:rFonts w:ascii="Garamond" w:hAnsi="Garamond"/>
-        </w:rPr>
-      </w:r>
-      <w:r>
-        <w:rPr>
-          <w:rFonts w:ascii="Garamond" w:hAnsi="Garamond"/>
-          <w:spacing w:val="-4"/>
-        </w:rPr>
-      </w:r>
-      <w:r>
-        <w:rPr>
-          <w:rFonts w:ascii="Garamond" w:hAnsi="Garamond"/>
-        </w:rPr>
-      </w:r>
-      <w:r>
-        <w:rPr>
-          <w:rFonts w:ascii="Garamond" w:hAnsi="Garamond"/>
-          <w:spacing w:val="-4"/>
-        </w:rPr>
-      </w:r>
-      <w:r>
-        <w:rPr>
-          <w:rFonts w:ascii="Garamond" w:hAnsi="Garamond"/>
-        </w:rPr>
-      </w:r>
-      <w:r>
-        <w:rPr>
-          <w:rFonts w:ascii="Garamond" w:hAnsi="Garamond"/>
-          <w:spacing w:val="-3"/>
-        </w:rPr>
-      </w:r>
-      <w:r>
-        <w:rPr>
-          <w:rFonts w:ascii="Garamond" w:hAnsi="Garamond"/>
-        </w:rPr>
-      </w:r>
-      <w:r>
-        <w:rPr>
-          <w:rFonts w:ascii="Garamond" w:hAnsi="Garamond"/>
-          <w:spacing w:val="-3"/>
-        </w:rPr>
-      </w:r>
-      <w:r>
-        <w:rPr>
-          <w:rFonts w:ascii="Garamond" w:hAnsi="Garamond"/>
-        </w:rPr>
-      </w:r>
-      <w:r>
-        <w:rPr>
-          <w:rFonts w:ascii="Garamond" w:hAnsi="Garamond"/>
-          <w:spacing w:val="-3"/>
-        </w:rPr>
-      </w:r>
-      <w:r>
-        <w:rPr>
-          <w:rFonts w:ascii="Garamond" w:hAnsi="Garamond"/>
-        </w:rPr>
-      </w:r>
-      <w:r>
-        <w:rPr>
-          <w:rFonts w:ascii="Garamond" w:hAnsi="Garamond"/>
-          <w:spacing w:val="-4"/>
-        </w:rPr>
-      </w:r>
-      <w:r>
-        <w:rPr>
-          <w:rFonts w:ascii="Garamond" w:hAnsi="Garamond"/>
-        </w:rPr>
-      </w:r>
-      <w:r>
-        <w:rPr>
-          <w:rFonts w:ascii="Garamond" w:hAnsi="Garamond"/>
-          <w:spacing w:val="-3"/>
-        </w:rPr>
-      </w:r>
-      <w:r>
-        <w:rPr>
-          <w:rFonts w:ascii="Garamond" w:hAnsi="Garamond"/>
-        </w:rPr>
-      </w:r>
-      <w:r>
-        <w:rPr>
-          <w:rFonts w:ascii="Garamond" w:hAnsi="Garamond"/>
-          <w:spacing w:val="-4"/>
-        </w:rPr>
-      </w:r>
-      <w:r>
-        <w:rPr>
-          <w:rFonts w:ascii="Garamond" w:hAnsi="Garamond"/>
-        </w:rPr>
-      </w:r>
-      <w:r>
-        <w:rPr>
-          <w:rFonts w:ascii="Garamond" w:hAnsi="Garamond"/>
-          <w:spacing w:val="-3"/>
-        </w:rPr>
-      </w:r>
-      <w:r>
-        <w:rPr>
-          <w:rFonts w:ascii="Garamond" w:hAnsi="Garamond"/>
-        </w:rPr>
-      </w:r>
-      <w:r>
-        <w:rPr>
-          <w:rFonts w:ascii="Garamond" w:hAnsi="Garamond"/>
-          <w:spacing w:val="-3"/>
-        </w:rPr>
-      </w:r>
-      <w:r>
-        <w:rPr>
-          <w:rFonts w:ascii="Garamond" w:hAnsi="Garamond"/>
-        </w:rPr>
-      </w:r>
-      <w:r>
-        <w:rPr>
-          <w:rFonts w:ascii="Garamond" w:hAnsi="Garamond"/>
-          <w:spacing w:val="-3"/>
-        </w:rPr>
-      </w:r>
-      <w:r>
-        <w:rPr>
-          <w:rFonts w:ascii="Garamond" w:hAnsi="Garamond"/>
-        </w:rPr>
-      </w:r>
-      <w:r>
-        <w:rPr>
-          <w:rFonts w:ascii="Garamond" w:hAnsi="Garamond"/>
-          <w:spacing w:val="-3"/>
-        </w:rPr>
-      </w:r>
-      <w:r>
-        <w:rPr>
-          <w:rFonts w:ascii="Garamond" w:hAnsi="Garamond"/>
-        </w:rPr>
-      </w:r>
-      <w:r>
-        <w:rPr>
-          <w:rFonts w:ascii="Garamond" w:hAnsi="Garamond"/>
-          <w:spacing w:val="-4"/>
-        </w:rPr>
-      </w:r>
-      <w:r>
-        <w:rPr>
-          <w:rFonts w:ascii="Garamond" w:hAnsi="Garamond"/>
-        </w:rPr>
-      </w:r>
-      <w:r>
-        <w:rPr>
-          <w:rFonts w:ascii="Garamond" w:hAnsi="Garamond"/>
-          <w:spacing w:val="-3"/>
-        </w:rPr>
-      </w:r>
-      <w:r>
-        <w:rPr>
-          <w:rFonts w:ascii="Garamond" w:hAnsi="Garamond"/>
-        </w:rPr>
-      </w:r>
-      <w:r>
-        <w:rPr>
-          <w:rFonts w:ascii="Garamond" w:hAnsi="Garamond"/>
-          <w:spacing w:val="-3"/>
-        </w:rPr>
-      </w:r>
-      <w:r>
-        <w:rPr>
-          <w:rFonts w:ascii="Garamond" w:hAnsi="Garamond"/>
-        </w:rPr>
+        <w:t xml:space="preserve">On {document_date_blank}, before me, the undersigned notary public, personally appeared {trustees}, {trustee_title} of </w:t>
+      </w:r>
+      <w:r>
+        <w:rPr>
+          <w:rFonts w:ascii="Garamond" w:hAnsi="Garamond"/>
+        </w:rPr>
+        <w:t>the</w:t>
+      </w:r>
+      <w:r>
+        <w:rPr>
+          <w:rFonts w:ascii="Garamond" w:hAnsi="Garamond"/>
+        </w:rPr>
+        <w:t xml:space="preserve"> {trust_name} and proved to me through satisfactory evidence of identification, which was photographic identification with signature issued by a federal or state governmental agency, oath or affirmation of a credible witness, personal knowledge of the undersigned, to be the person whose name is signed on the preceding document and who acknowledged to me that they signed it voluntarily for its stated purpose.</w:t>
       </w:r>
     </w:p>
     <w:p>
@@ -9611,7 +7605,7 @@
           <w:rFonts w:ascii="Garamond" w:hAnsi="Garamond"/>
           <w:spacing w:val="-2"/>
         </w:rPr>
-        <w:t>Expires:</w:t>
+        <w:t xml:space="preserve">Expires: {notary_commission_blank}</w:t>
       </w:r>
     </w:p>
     <w:p>
@@ -9702,7 +7696,7 @@
         <w:rPr>
           <w:rFonts w:ascii="Garamond" w:hAnsi="Garamond"/>
         </w:rPr>
-        <w:t>COUNTY OF {certificate_execution_county}</w:t>
+        <w:t xml:space="preserve">COUNTY OF {signing_county}</w:t>
       </w:r>
     </w:p>
     <w:p>
@@ -9738,236 +7732,7 @@
         <w:rPr>
           <w:rFonts w:ascii="Garamond" w:hAnsi="Garamond"/>
         </w:rPr>
-        <w:t>On this {execution_date} , before me, the undersigned notary public, personally appeared {trustees}  , Trustee of THE {trust_name} and proved to me through satisfactory evidence of identification, which was photographic identification with signature issued by a federal or state governmental agency, oath or affirmation of a credible witness, personal knowledge of the undersigned, to be the person whose name is signed on the preceding document and who acknowledged to me that they signed it voluntarily for its stated purpose.</w:t>
-      </w:r>
-      <w:r>
-        <w:rPr>
-          <w:rFonts w:ascii="Garamond" w:hAnsi="Garamond"/>
-          <w:u w:val="single"/>
-        </w:rPr>
-      </w:r>
-      <w:r>
-        <w:rPr>
-          <w:rFonts w:ascii="Garamond" w:hAnsi="Garamond"/>
-        </w:rPr>
-      </w:r>
-      <w:r>
-        <w:rPr>
-          <w:rFonts w:ascii="Garamond" w:hAnsi="Garamond"/>
-        </w:rPr>
-      </w:r>
-      <w:r>
-        <w:rPr>
-          <w:rFonts w:ascii="Garamond" w:hAnsi="Garamond"/>
-          <w:spacing w:val="-37"/>
-          <w:u w:val="single"/>
-        </w:rPr>
-      </w:r>
-      <w:r>
-        <w:rPr>
-          <w:rFonts w:ascii="Garamond" w:hAnsi="Garamond"/>
-        </w:rPr>
-      </w:r>
-      <w:r>
-        <w:rPr>
-          <w:rFonts w:ascii="Garamond" w:hAnsi="Garamond"/>
-        </w:rPr>
-      </w:r>
-      <w:r>
-        <w:rPr>
-          <w:rFonts w:ascii="Garamond" w:hAnsi="Garamond"/>
-        </w:rPr>
-      </w:r>
-      <w:r>
-        <w:rPr>
-          <w:rFonts w:ascii="Garamond" w:hAnsi="Garamond"/>
-        </w:rPr>
-      </w:r>
-      <w:r>
-        <w:rPr>
-          <w:rFonts w:ascii="Garamond" w:hAnsi="Garamond"/>
-          <w:spacing w:val="-2"/>
-        </w:rPr>
-      </w:r>
-      <w:r>
-        <w:rPr>
-          <w:rFonts w:ascii="Garamond" w:hAnsi="Garamond"/>
-        </w:rPr>
-      </w:r>
-      <w:r>
-        <w:rPr>
-          <w:rFonts w:ascii="Garamond" w:hAnsi="Garamond"/>
-        </w:rPr>
-      </w:r>
-      <w:r>
-        <w:rPr>
-          <w:rFonts w:ascii="Garamond" w:hAnsi="Garamond"/>
-        </w:rPr>
-      </w:r>
-      <w:r>
-        <w:rPr>
-          <w:rFonts w:ascii="Garamond" w:hAnsi="Garamond"/>
-          <w:spacing w:val="-4"/>
-        </w:rPr>
-      </w:r>
-      <w:r>
-        <w:rPr>
-          <w:rFonts w:ascii="Garamond" w:hAnsi="Garamond"/>
-        </w:rPr>
-      </w:r>
-      <w:r>
-        <w:rPr>
-          <w:rFonts w:ascii="Garamond" w:hAnsi="Garamond"/>
-          <w:spacing w:val="-4"/>
-        </w:rPr>
-      </w:r>
-      <w:r>
-        <w:rPr>
-          <w:rFonts w:ascii="Garamond" w:hAnsi="Garamond"/>
-        </w:rPr>
-      </w:r>
-      <w:r>
-        <w:rPr>
-          <w:rFonts w:ascii="Garamond" w:hAnsi="Garamond"/>
-          <w:spacing w:val="-3"/>
-        </w:rPr>
-      </w:r>
-      <w:r>
-        <w:rPr>
-          <w:rFonts w:ascii="Garamond" w:hAnsi="Garamond"/>
-        </w:rPr>
-      </w:r>
-      <w:r>
-        <w:rPr>
-          <w:rFonts w:ascii="Garamond" w:hAnsi="Garamond"/>
-          <w:spacing w:val="-3"/>
-        </w:rPr>
-      </w:r>
-      <w:r>
-        <w:rPr>
-          <w:rFonts w:ascii="Garamond" w:hAnsi="Garamond"/>
-        </w:rPr>
-      </w:r>
-      <w:r>
-        <w:rPr>
-          <w:rFonts w:ascii="Garamond" w:hAnsi="Garamond"/>
-          <w:spacing w:val="-3"/>
-        </w:rPr>
-      </w:r>
-      <w:r>
-        <w:rPr>
-          <w:rFonts w:ascii="Garamond" w:hAnsi="Garamond"/>
-        </w:rPr>
-      </w:r>
-      <w:r>
-        <w:rPr>
-          <w:rFonts w:ascii="Garamond" w:hAnsi="Garamond"/>
-          <w:spacing w:val="-4"/>
-        </w:rPr>
-      </w:r>
-      <w:r>
-        <w:rPr>
-          <w:rFonts w:ascii="Garamond" w:hAnsi="Garamond"/>
-        </w:rPr>
-      </w:r>
-      <w:r>
-        <w:rPr>
-          <w:rFonts w:ascii="Garamond" w:hAnsi="Garamond"/>
-          <w:spacing w:val="-3"/>
-        </w:rPr>
-      </w:r>
-      <w:r>
-        <w:rPr>
-          <w:rFonts w:ascii="Garamond" w:hAnsi="Garamond"/>
-        </w:rPr>
-      </w:r>
-      <w:r>
-        <w:rPr>
-          <w:rFonts w:ascii="Garamond" w:hAnsi="Garamond"/>
-          <w:spacing w:val="-4"/>
-        </w:rPr>
-      </w:r>
-      <w:r>
-        <w:rPr>
-          <w:rFonts w:ascii="Garamond" w:hAnsi="Garamond"/>
-        </w:rPr>
-      </w:r>
-      <w:r>
-        <w:rPr>
-          <w:rFonts w:ascii="Garamond" w:hAnsi="Garamond"/>
-          <w:spacing w:val="-3"/>
-        </w:rPr>
-      </w:r>
-      <w:r>
-        <w:rPr>
-          <w:rFonts w:ascii="Garamond" w:hAnsi="Garamond"/>
-        </w:rPr>
-      </w:r>
-      <w:r>
-        <w:rPr>
-          <w:rFonts w:ascii="Garamond" w:hAnsi="Garamond"/>
-          <w:spacing w:val="-3"/>
-        </w:rPr>
-      </w:r>
-      <w:r>
-        <w:rPr>
-          <w:rFonts w:ascii="Garamond" w:hAnsi="Garamond"/>
-        </w:rPr>
-      </w:r>
-      <w:r>
-        <w:rPr>
-          <w:rFonts w:ascii="Garamond" w:hAnsi="Garamond"/>
-          <w:spacing w:val="-3"/>
-        </w:rPr>
-      </w:r>
-      <w:r>
-        <w:rPr>
-          <w:rFonts w:ascii="Garamond" w:hAnsi="Garamond"/>
-        </w:rPr>
-      </w:r>
-      <w:r>
-        <w:rPr>
-          <w:rFonts w:ascii="Garamond" w:hAnsi="Garamond"/>
-          <w:spacing w:val="-3"/>
-        </w:rPr>
-      </w:r>
-      <w:r>
-        <w:rPr>
-          <w:rFonts w:ascii="Garamond" w:hAnsi="Garamond"/>
-        </w:rPr>
-      </w:r>
-      <w:r>
-        <w:rPr>
-          <w:rFonts w:ascii="Garamond" w:hAnsi="Garamond"/>
-          <w:spacing w:val="-4"/>
-        </w:rPr>
-      </w:r>
-      <w:r>
-        <w:rPr>
-          <w:rFonts w:ascii="Garamond" w:hAnsi="Garamond"/>
-        </w:rPr>
-      </w:r>
-      <w:r>
-        <w:rPr>
-          <w:rFonts w:ascii="Garamond" w:hAnsi="Garamond"/>
-          <w:spacing w:val="-3"/>
-        </w:rPr>
-      </w:r>
-      <w:r>
-        <w:rPr>
-          <w:rFonts w:ascii="Garamond" w:hAnsi="Garamond"/>
-        </w:rPr>
-      </w:r>
-      <w:r>
-        <w:rPr>
-          <w:rFonts w:ascii="Garamond" w:hAnsi="Garamond"/>
-          <w:spacing w:val="-3"/>
-        </w:rPr>
-      </w:r>
-      <w:r>
-        <w:rPr>
-          <w:rFonts w:ascii="Garamond" w:hAnsi="Garamond"/>
-        </w:rPr>
+        <w:t xml:space="preserve">On {document_date_blank}, before me, the undersigned notary public, personally appeared {trustees}, {trustee_title} of THE {trust_name} and proved to me through satisfactory evidence of identification, which was photographic identification with signature issued by a federal or state governmental agency, oath or affirmation of a credible witness, personal knowledge of the undersigned, to be the person whose name is signed on the preceding document and who acknowledged to me that they signed it voluntarily for its stated purpose.</w:t>
       </w:r>
     </w:p>
     <w:p>
@@ -10071,7 +7836,7 @@
           <w:rFonts w:ascii="Garamond" w:hAnsi="Garamond"/>
           <w:spacing w:val="-2"/>
         </w:rPr>
-        <w:t>Expires:</w:t>
+        <w:t xml:space="preserve">Expires: {notary_commission_blank}</w:t>
       </w:r>
     </w:p>
     <w:p>
@@ -10121,9 +7886,15 @@
           <w:szCs w:val="24"/>
         </w:rPr>
         <w:sectPr>
-          <w:footerReference w:type="default" r:id="rId7"/>
+          <w:headerReference w:type="even" r:id="rId7"/>
+          <w:headerReference w:type="default" r:id="rId8"/>
+          <w:footerReference w:type="even" r:id="rId9"/>
+          <w:footerReference w:type="default" r:id="rId10"/>
+          <w:headerReference w:type="first" r:id="rId11"/>
+          <w:footerReference w:type="first" r:id="rId12"/>
           <w:pgSz w:w="12240" w:h="15840"/>
           <w:pgMar w:top="1440" w:right="1440" w:bottom="1440" w:left="1440" w:header="0" w:footer="686" w:gutter="0"/>
+          <w:pgNumType w:fmt="numberInDash"/>
           <w:cols w:space="720"/>
           <w:docGrid w:linePitch="299"/>
         </w:sectPr>
@@ -10144,70 +7915,21 @@
           <w:rFonts w:ascii="Garamond" w:hAnsi="Garamond"/>
           <w:u w:val="single"/>
         </w:rPr>
+        <w:lastRenderedPageBreak/>
         <w:t xml:space="preserve">SCHEDULE OF BENEFICIAL INTERESTS </w:t>
+      </w:r>
+      <w:r>
+        <w:rPr>
+          <w:rFonts w:ascii="Garamond" w:hAnsi="Garamond"/>
+          <w:u w:val="single"/>
+        </w:rPr>
         <w:br/>
-        <w:t>THE {trust_name}</w:t>
-      </w:r>
-      <w:r>
-        <w:rPr>
-          <w:rFonts w:ascii="Garamond" w:hAnsi="Garamond"/>
-          <w:spacing w:val="-12"/>
-          <w:u w:val="single"/>
-        </w:rPr>
-      </w:r>
-      <w:r>
-        <w:rPr>
-          <w:rFonts w:ascii="Garamond" w:hAnsi="Garamond"/>
-          <w:u w:val="single"/>
-        </w:rPr>
-      </w:r>
-      <w:r>
-        <w:rPr>
-          <w:rFonts w:ascii="Garamond" w:hAnsi="Garamond"/>
-          <w:spacing w:val="-12"/>
-          <w:u w:val="single"/>
-        </w:rPr>
-      </w:r>
-      <w:r>
-        <w:rPr>
-          <w:rFonts w:ascii="Garamond" w:hAnsi="Garamond"/>
-          <w:u w:val="single"/>
-        </w:rPr>
-      </w:r>
-      <w:r>
-        <w:rPr>
-          <w:rFonts w:ascii="Garamond" w:hAnsi="Garamond"/>
-          <w:spacing w:val="-12"/>
-          <w:u w:val="single"/>
-        </w:rPr>
-      </w:r>
-      <w:r>
-        <w:rPr>
-          <w:rFonts w:ascii="Garamond" w:hAnsi="Garamond"/>
-          <w:u w:val="single"/>
-        </w:rPr>
-      </w:r>
-      <w:r>
-        <w:rPr>
-          <w:rFonts w:ascii="Garamond" w:hAnsi="Garamond"/>
-        </w:rPr>
-      </w:r>
-      <w:r>
-        <w:rPr>
-          <w:rFonts w:ascii="Garamond" w:hAnsi="Garamond"/>
-        </w:rPr>
-      </w:r>
-      <w:r>
-        <w:rPr>
-          <w:rFonts w:ascii="Garamond" w:hAnsi="Garamond"/>
-          <w:u w:val="single"/>
-        </w:rPr>
-      </w:r>
-      <w:r>
-        <w:rPr>
-          <w:rFonts w:ascii="Garamond" w:hAnsi="Garamond"/>
-          <w:u w:val="single"/>
-        </w:rPr>
+      </w:r>
+      <w:r>
+        <w:rPr>
+          <w:rFonts w:ascii="Garamond" w:hAnsi="Garamond"/>
+        </w:rPr>
+        <w:t>{trust_name}</w:t>
       </w:r>
     </w:p>
     <w:p>
@@ -10239,177 +7961,7 @@
         <w:rPr>
           <w:rFonts w:ascii="Garamond" w:hAnsi="Garamond"/>
         </w:rPr>
-        <w:t>The undersigned, being all of the current Trustees and Beneficiaries of THE {trust_name}, under a Declaration of Trust dated the {execution_date} (“Trust”), hereby certify that:</w:t>
-      </w:r>
-      <w:r>
-        <w:rPr>
-          <w:rFonts w:ascii="Garamond" w:hAnsi="Garamond"/>
-          <w:spacing w:val="-5"/>
-        </w:rPr>
-      </w:r>
-      <w:r>
-        <w:rPr>
-          <w:rFonts w:ascii="Garamond" w:hAnsi="Garamond"/>
-        </w:rPr>
-      </w:r>
-      <w:r>
-        <w:rPr>
-          <w:rFonts w:ascii="Garamond" w:hAnsi="Garamond"/>
-          <w:spacing w:val="-4"/>
-        </w:rPr>
-      </w:r>
-      <w:r>
-        <w:rPr>
-          <w:rFonts w:ascii="Garamond" w:hAnsi="Garamond"/>
-        </w:rPr>
-      </w:r>
-      <w:r>
-        <w:rPr>
-          <w:rFonts w:ascii="Garamond" w:hAnsi="Garamond"/>
-          <w:spacing w:val="-4"/>
-        </w:rPr>
-      </w:r>
-      <w:r>
-        <w:rPr>
-          <w:rFonts w:ascii="Garamond" w:hAnsi="Garamond"/>
-        </w:rPr>
-      </w:r>
-      <w:r>
-        <w:rPr>
-          <w:rFonts w:ascii="Garamond" w:hAnsi="Garamond"/>
-          <w:spacing w:val="-4"/>
-        </w:rPr>
-      </w:r>
-      <w:r>
-        <w:rPr>
-          <w:rFonts w:ascii="Garamond" w:hAnsi="Garamond"/>
-        </w:rPr>
-      </w:r>
-      <w:r>
-        <w:rPr>
-          <w:rFonts w:ascii="Garamond" w:hAnsi="Garamond"/>
-          <w:spacing w:val="-4"/>
-        </w:rPr>
-      </w:r>
-      <w:r>
-        <w:rPr>
-          <w:rFonts w:ascii="Garamond" w:hAnsi="Garamond"/>
-        </w:rPr>
-      </w:r>
-      <w:r>
-        <w:rPr>
-          <w:rFonts w:ascii="Garamond" w:hAnsi="Garamond"/>
-          <w:spacing w:val="-4"/>
-        </w:rPr>
-      </w:r>
-      <w:r>
-        <w:rPr>
-          <w:rFonts w:ascii="Garamond" w:hAnsi="Garamond"/>
-        </w:rPr>
-      </w:r>
-      <w:r>
-        <w:rPr>
-          <w:rFonts w:ascii="Garamond" w:hAnsi="Garamond"/>
-          <w:spacing w:val="-4"/>
-        </w:rPr>
-      </w:r>
-      <w:r>
-        <w:rPr>
-          <w:rFonts w:ascii="Garamond" w:hAnsi="Garamond"/>
-        </w:rPr>
-      </w:r>
-      <w:r>
-        <w:rPr>
-          <w:rFonts w:ascii="Garamond" w:hAnsi="Garamond"/>
-          <w:spacing w:val="-4"/>
-        </w:rPr>
-      </w:r>
-      <w:r>
-        <w:rPr>
-          <w:rFonts w:ascii="Garamond" w:hAnsi="Garamond"/>
-        </w:rPr>
-      </w:r>
-      <w:r>
-        <w:rPr>
-          <w:rFonts w:ascii="Garamond" w:hAnsi="Garamond"/>
-          <w:spacing w:val="-4"/>
-        </w:rPr>
-      </w:r>
-      <w:r>
-        <w:rPr>
-          <w:rFonts w:ascii="Garamond" w:hAnsi="Garamond"/>
-        </w:rPr>
-      </w:r>
-      <w:r>
-        <w:rPr>
-          <w:rFonts w:ascii="Garamond" w:hAnsi="Garamond"/>
-          <w:spacing w:val="-4"/>
-        </w:rPr>
-      </w:r>
-      <w:r>
-        <w:rPr>
-          <w:rFonts w:ascii="Garamond" w:hAnsi="Garamond"/>
-        </w:rPr>
-      </w:r>
-      <w:r>
-        <w:rPr>
-          <w:rFonts w:ascii="Garamond" w:hAnsi="Garamond"/>
-        </w:rPr>
-      </w:r>
-      <w:r>
-        <w:rPr>
-          <w:rFonts w:ascii="Garamond" w:hAnsi="Garamond"/>
-        </w:rPr>
-      </w:r>
-      <w:r>
-        <w:rPr>
-          <w:rFonts w:ascii="Garamond" w:hAnsi="Garamond"/>
-        </w:rPr>
-      </w:r>
-      <w:r>
-        <w:rPr>
-          <w:rFonts w:ascii="Garamond" w:hAnsi="Garamond"/>
-          <w:spacing w:val="-1"/>
-        </w:rPr>
-      </w:r>
-      <w:r>
-        <w:rPr>
-          <w:rFonts w:ascii="Garamond" w:hAnsi="Garamond"/>
-        </w:rPr>
-      </w:r>
-      <w:r>
-        <w:rPr>
-          <w:rFonts w:ascii="Garamond" w:hAnsi="Garamond"/>
-          <w:spacing w:val="-2"/>
-        </w:rPr>
-      </w:r>
-      <w:r>
-        <w:rPr>
-          <w:rFonts w:ascii="Garamond" w:hAnsi="Garamond"/>
-        </w:rPr>
-      </w:r>
-      <w:r>
-        <w:rPr>
-          <w:rFonts w:ascii="Garamond" w:hAnsi="Garamond"/>
-          <w:spacing w:val="-1"/>
-        </w:rPr>
-      </w:r>
-      <w:r>
-        <w:rPr>
-          <w:rFonts w:ascii="Garamond" w:hAnsi="Garamond"/>
-        </w:rPr>
-      </w:r>
-      <w:r>
-        <w:rPr>
-          <w:rFonts w:ascii="Garamond" w:hAnsi="Garamond"/>
-          <w:spacing w:val="-1"/>
-        </w:rPr>
-      </w:r>
-      <w:r>
-        <w:rPr>
-          <w:rFonts w:ascii="Garamond" w:hAnsi="Garamond"/>
-          <w:spacing w:val="-4"/>
-        </w:rPr>
+        <w:t xml:space="preserve">The undersigned, being all of the current Trustees and Beneficiaries of THE {trust_name}, under a Declaration of Trust dated {document_date_blank} (“Trust”), hereby certify that:</w:t>
       </w:r>
     </w:p>
     <w:p>
@@ -10445,111 +7997,23 @@
           <w:sz w:val="24"/>
           <w:szCs w:val="24"/>
         </w:rPr>
-        <w:t>Listed below are all of the Beneficiaries of THE {trust_name} and their proportionate interests as of the date of this Certificate:</w:t>
-      </w:r>
-      <w:r>
-        <w:rPr>
-          <w:rFonts w:ascii="Garamond" w:hAnsi="Garamond"/>
-          <w:spacing w:val="-3"/>
-          <w:sz w:val="24"/>
-          <w:szCs w:val="24"/>
-        </w:rPr>
-      </w:r>
-      <w:r>
-        <w:rPr>
-          <w:rFonts w:ascii="Garamond" w:hAnsi="Garamond"/>
-          <w:sz w:val="24"/>
-          <w:szCs w:val="24"/>
-        </w:rPr>
-      </w:r>
-      <w:r>
-        <w:rPr>
-          <w:rFonts w:ascii="Garamond" w:hAnsi="Garamond"/>
-          <w:spacing w:val="-3"/>
-          <w:sz w:val="24"/>
-          <w:szCs w:val="24"/>
-        </w:rPr>
-      </w:r>
-      <w:r>
-        <w:rPr>
-          <w:rFonts w:ascii="Garamond" w:hAnsi="Garamond"/>
-          <w:sz w:val="24"/>
-          <w:szCs w:val="24"/>
-        </w:rPr>
-      </w:r>
-      <w:r>
-        <w:rPr>
-          <w:rFonts w:ascii="Garamond" w:hAnsi="Garamond"/>
-          <w:spacing w:val="-3"/>
-          <w:sz w:val="24"/>
-          <w:szCs w:val="24"/>
-        </w:rPr>
-      </w:r>
-      <w:r>
-        <w:rPr>
-          <w:rFonts w:ascii="Garamond" w:hAnsi="Garamond"/>
-          <w:sz w:val="24"/>
-          <w:szCs w:val="24"/>
-        </w:rPr>
-      </w:r>
-      <w:r>
-        <w:rPr>
-          <w:rFonts w:ascii="Garamond" w:hAnsi="Garamond"/>
-          <w:spacing w:val="-3"/>
-          <w:sz w:val="24"/>
-          <w:szCs w:val="24"/>
-        </w:rPr>
-      </w:r>
-      <w:r>
-        <w:rPr>
-          <w:rFonts w:ascii="Garamond" w:hAnsi="Garamond"/>
-          <w:sz w:val="24"/>
-          <w:szCs w:val="24"/>
-        </w:rPr>
-      </w:r>
-      <w:r>
-        <w:rPr>
-          <w:rFonts w:ascii="Garamond" w:hAnsi="Garamond"/>
-          <w:spacing w:val="-3"/>
-          <w:sz w:val="24"/>
-          <w:szCs w:val="24"/>
-        </w:rPr>
-      </w:r>
-      <w:r>
-        <w:rPr>
-          <w:rFonts w:ascii="Garamond" w:hAnsi="Garamond"/>
-          <w:sz w:val="24"/>
-          <w:szCs w:val="24"/>
-        </w:rPr>
-      </w:r>
-      <w:r>
-        <w:rPr>
-          <w:rFonts w:ascii="Garamond" w:hAnsi="Garamond"/>
-          <w:spacing w:val="-4"/>
-          <w:sz w:val="24"/>
-          <w:szCs w:val="24"/>
-        </w:rPr>
-      </w:r>
-      <w:r>
-        <w:rPr>
-          <w:rFonts w:ascii="Garamond" w:hAnsi="Garamond"/>
-          <w:sz w:val="24"/>
-          <w:szCs w:val="24"/>
-        </w:rPr>
-      </w:r>
-      <w:r>
-        <w:rPr>
-          <w:rFonts w:ascii="Garamond" w:hAnsi="Garamond"/>
-          <w:sz w:val="24"/>
-          <w:szCs w:val="24"/>
-        </w:rPr>
-      </w:r>
-      <w:r>
-        <w:rPr>
-          <w:rFonts w:ascii="Garamond" w:hAnsi="Garamond"/>
-          <w:sz w:val="24"/>
-          <w:szCs w:val="24"/>
-        </w:rPr>
+        <w:t xml:space="preserve">Listed below are all of the Beneficiaries of </w:t>
+      </w:r>
+      <w:r>
+        <w:rPr>
+          <w:rFonts w:ascii="Garamond" w:hAnsi="Garamond"/>
+          <w:sz w:val="24"/>
+          <w:szCs w:val="24"/>
+        </w:rPr>
+        <w:t>the</w:t>
+      </w:r>
+      <w:r>
+        <w:rPr>
+          <w:rFonts w:ascii="Garamond" w:hAnsi="Garamond"/>
+          <w:sz w:val="24"/>
+          <w:szCs w:val="24"/>
+        </w:rPr>
+        <w:t xml:space="preserve"> {trust_name} and their proportionate interests as of the date of this Certificate:</w:t>
       </w:r>
     </w:p>
     <w:p>
@@ -11131,576 +8595,6 @@
         </w:rPr>
         <w:t>In consideration of the execution of this Declaration of Trust by the Trustee at the request of the Beneficiaries, the Beneficiaries agree (a) to be bound by all of the terms stated in this Declaration of Trust; and (b) to defend, indemnify, and hold the Trustee harmless from any and all personal liability, debts, demands, actions, causes of action, suits, accounts, covenants, contracts, agreements, demands, and any and all claims, demands and liabilities whatsoever of every name and nature, both at law and in equity, including indemnifying the Trustee from any and all costs and attorneys' fees related to any such claims, demands, and liabilities and/or related to defending any action(s) taken by the Trustee at the direction of the Beneficiaries, and for any errors of judgment, or any losses that may result from any act or omission by the Trustee while the Trustee is executing their duties as Trustee, provided that the Trustee was acting in good faith. Each Trustee who is currently serving, or each Trustee who shall serve in the future, shall be responsible only for their own actions or omissions, and at no time shall any Trustee be liable for the acts or omissions of any other Trustee(s).</w:t>
       </w:r>
-      <w:r>
-        <w:rPr>
-          <w:rFonts w:ascii="Garamond" w:hAnsi="Garamond"/>
-          <w:spacing w:val="-1"/>
-        </w:rPr>
-      </w:r>
-      <w:r>
-        <w:rPr>
-          <w:rFonts w:ascii="Garamond" w:hAnsi="Garamond"/>
-        </w:rPr>
-      </w:r>
-      <w:r>
-        <w:rPr>
-          <w:rFonts w:ascii="Garamond" w:hAnsi="Garamond"/>
-          <w:spacing w:val="-1"/>
-        </w:rPr>
-      </w:r>
-      <w:r>
-        <w:rPr>
-          <w:rFonts w:ascii="Garamond" w:hAnsi="Garamond"/>
-        </w:rPr>
-      </w:r>
-      <w:r>
-        <w:rPr>
-          <w:rFonts w:ascii="Garamond" w:hAnsi="Garamond"/>
-          <w:spacing w:val="-1"/>
-        </w:rPr>
-      </w:r>
-      <w:r>
-        <w:rPr>
-          <w:rFonts w:ascii="Garamond" w:hAnsi="Garamond"/>
-        </w:rPr>
-      </w:r>
-      <w:r>
-        <w:rPr>
-          <w:rFonts w:ascii="Garamond" w:hAnsi="Garamond"/>
-          <w:spacing w:val="-2"/>
-        </w:rPr>
-      </w:r>
-      <w:r>
-        <w:rPr>
-          <w:rFonts w:ascii="Garamond" w:hAnsi="Garamond"/>
-        </w:rPr>
-      </w:r>
-      <w:r>
-        <w:rPr>
-          <w:rFonts w:ascii="Garamond" w:hAnsi="Garamond"/>
-          <w:spacing w:val="-1"/>
-        </w:rPr>
-      </w:r>
-      <w:r>
-        <w:rPr>
-          <w:rFonts w:ascii="Garamond" w:hAnsi="Garamond"/>
-        </w:rPr>
-      </w:r>
-      <w:r>
-        <w:rPr>
-          <w:rFonts w:ascii="Garamond" w:hAnsi="Garamond"/>
-          <w:spacing w:val="-1"/>
-        </w:rPr>
-      </w:r>
-      <w:r>
-        <w:rPr>
-          <w:rFonts w:ascii="Garamond" w:hAnsi="Garamond"/>
-        </w:rPr>
-      </w:r>
-      <w:r>
-        <w:rPr>
-          <w:rFonts w:ascii="Garamond" w:hAnsi="Garamond"/>
-          <w:spacing w:val="-1"/>
-        </w:rPr>
-      </w:r>
-      <w:r>
-        <w:rPr>
-          <w:rFonts w:ascii="Garamond" w:hAnsi="Garamond"/>
-        </w:rPr>
-      </w:r>
-      <w:r>
-        <w:rPr>
-          <w:rFonts w:ascii="Garamond" w:hAnsi="Garamond"/>
-          <w:spacing w:val="-1"/>
-        </w:rPr>
-      </w:r>
-      <w:r>
-        <w:rPr>
-          <w:rFonts w:ascii="Garamond" w:hAnsi="Garamond"/>
-        </w:rPr>
-      </w:r>
-      <w:r>
-        <w:rPr>
-          <w:rFonts w:ascii="Garamond" w:hAnsi="Garamond"/>
-          <w:spacing w:val="-1"/>
-        </w:rPr>
-      </w:r>
-      <w:r>
-        <w:rPr>
-          <w:rFonts w:ascii="Garamond" w:hAnsi="Garamond"/>
-        </w:rPr>
-      </w:r>
-      <w:r>
-        <w:rPr>
-          <w:rFonts w:ascii="Garamond" w:hAnsi="Garamond"/>
-          <w:spacing w:val="-1"/>
-        </w:rPr>
-      </w:r>
-      <w:r>
-        <w:rPr>
-          <w:rFonts w:ascii="Garamond" w:hAnsi="Garamond"/>
-        </w:rPr>
-      </w:r>
-      <w:r>
-        <w:rPr>
-          <w:rFonts w:ascii="Garamond" w:hAnsi="Garamond"/>
-          <w:spacing w:val="-1"/>
-        </w:rPr>
-      </w:r>
-      <w:r>
-        <w:rPr>
-          <w:rFonts w:ascii="Garamond" w:hAnsi="Garamond"/>
-        </w:rPr>
-      </w:r>
-      <w:r>
-        <w:rPr>
-          <w:rFonts w:ascii="Garamond" w:hAnsi="Garamond"/>
-          <w:spacing w:val="-2"/>
-        </w:rPr>
-      </w:r>
-      <w:r>
-        <w:rPr>
-          <w:rFonts w:ascii="Garamond" w:hAnsi="Garamond"/>
-        </w:rPr>
-      </w:r>
-      <w:r>
-        <w:rPr>
-          <w:rFonts w:ascii="Garamond" w:hAnsi="Garamond"/>
-          <w:spacing w:val="-2"/>
-        </w:rPr>
-      </w:r>
-      <w:r>
-        <w:rPr>
-          <w:rFonts w:ascii="Garamond" w:hAnsi="Garamond"/>
-        </w:rPr>
-      </w:r>
-      <w:r>
-        <w:rPr>
-          <w:rFonts w:ascii="Garamond" w:hAnsi="Garamond"/>
-          <w:spacing w:val="-1"/>
-        </w:rPr>
-      </w:r>
-      <w:r>
-        <w:rPr>
-          <w:rFonts w:ascii="Garamond" w:hAnsi="Garamond"/>
-        </w:rPr>
-      </w:r>
-      <w:r>
-        <w:rPr>
-          <w:rFonts w:ascii="Garamond" w:hAnsi="Garamond"/>
-          <w:spacing w:val="-2"/>
-        </w:rPr>
-      </w:r>
-      <w:r>
-        <w:rPr>
-          <w:rFonts w:ascii="Garamond" w:hAnsi="Garamond"/>
-        </w:rPr>
-      </w:r>
-      <w:r>
-        <w:rPr>
-          <w:rFonts w:ascii="Garamond" w:hAnsi="Garamond"/>
-          <w:spacing w:val="-3"/>
-        </w:rPr>
-      </w:r>
-      <w:r>
-        <w:rPr>
-          <w:rFonts w:ascii="Garamond" w:hAnsi="Garamond"/>
-        </w:rPr>
-      </w:r>
-      <w:r>
-        <w:rPr>
-          <w:rFonts w:ascii="Garamond" w:hAnsi="Garamond"/>
-          <w:spacing w:val="-3"/>
-        </w:rPr>
-      </w:r>
-      <w:r>
-        <w:rPr>
-          <w:rFonts w:ascii="Garamond" w:hAnsi="Garamond"/>
-        </w:rPr>
-      </w:r>
-      <w:r>
-        <w:rPr>
-          <w:rFonts w:ascii="Garamond" w:hAnsi="Garamond"/>
-          <w:spacing w:val="-3"/>
-        </w:rPr>
-      </w:r>
-      <w:r>
-        <w:rPr>
-          <w:rFonts w:ascii="Garamond" w:hAnsi="Garamond"/>
-        </w:rPr>
-      </w:r>
-      <w:r>
-        <w:rPr>
-          <w:rFonts w:ascii="Garamond" w:hAnsi="Garamond"/>
-          <w:spacing w:val="-3"/>
-        </w:rPr>
-      </w:r>
-      <w:r>
-        <w:rPr>
-          <w:rFonts w:ascii="Garamond" w:hAnsi="Garamond"/>
-        </w:rPr>
-      </w:r>
-      <w:r>
-        <w:rPr>
-          <w:rFonts w:ascii="Garamond" w:hAnsi="Garamond"/>
-          <w:spacing w:val="-3"/>
-        </w:rPr>
-      </w:r>
-      <w:r>
-        <w:rPr>
-          <w:rFonts w:ascii="Garamond" w:hAnsi="Garamond"/>
-        </w:rPr>
-      </w:r>
-      <w:r>
-        <w:rPr>
-          <w:rFonts w:ascii="Garamond" w:hAnsi="Garamond"/>
-          <w:spacing w:val="-3"/>
-        </w:rPr>
-      </w:r>
-      <w:r>
-        <w:rPr>
-          <w:rFonts w:ascii="Garamond" w:hAnsi="Garamond"/>
-        </w:rPr>
-      </w:r>
-      <w:r>
-        <w:rPr>
-          <w:rFonts w:ascii="Garamond" w:hAnsi="Garamond"/>
-          <w:spacing w:val="-3"/>
-        </w:rPr>
-      </w:r>
-      <w:r>
-        <w:rPr>
-          <w:rFonts w:ascii="Garamond" w:hAnsi="Garamond"/>
-        </w:rPr>
-      </w:r>
-      <w:r>
-        <w:rPr>
-          <w:rFonts w:ascii="Garamond" w:hAnsi="Garamond"/>
-          <w:spacing w:val="-3"/>
-        </w:rPr>
-      </w:r>
-      <w:r>
-        <w:rPr>
-          <w:rFonts w:ascii="Garamond" w:hAnsi="Garamond"/>
-        </w:rPr>
-      </w:r>
-      <w:r>
-        <w:rPr>
-          <w:rFonts w:ascii="Garamond" w:hAnsi="Garamond"/>
-          <w:spacing w:val="-3"/>
-        </w:rPr>
-      </w:r>
-      <w:r>
-        <w:rPr>
-          <w:rFonts w:ascii="Garamond" w:hAnsi="Garamond"/>
-        </w:rPr>
-      </w:r>
-      <w:r>
-        <w:rPr>
-          <w:rFonts w:ascii="Garamond" w:hAnsi="Garamond"/>
-          <w:spacing w:val="-3"/>
-        </w:rPr>
-      </w:r>
-      <w:r>
-        <w:rPr>
-          <w:rFonts w:ascii="Garamond" w:hAnsi="Garamond"/>
-        </w:rPr>
-      </w:r>
-      <w:r>
-        <w:rPr>
-          <w:rFonts w:ascii="Garamond" w:hAnsi="Garamond"/>
-          <w:spacing w:val="-3"/>
-        </w:rPr>
-      </w:r>
-      <w:r>
-        <w:rPr>
-          <w:rFonts w:ascii="Garamond" w:hAnsi="Garamond"/>
-        </w:rPr>
-      </w:r>
-      <w:r>
-        <w:rPr>
-          <w:rFonts w:ascii="Garamond" w:hAnsi="Garamond"/>
-          <w:spacing w:val="-3"/>
-        </w:rPr>
-      </w:r>
-      <w:r>
-        <w:rPr>
-          <w:rFonts w:ascii="Garamond" w:hAnsi="Garamond"/>
-        </w:rPr>
-      </w:r>
-      <w:r>
-        <w:rPr>
-          <w:rFonts w:ascii="Garamond" w:hAnsi="Garamond"/>
-          <w:spacing w:val="-3"/>
-        </w:rPr>
-      </w:r>
-      <w:r>
-        <w:rPr>
-          <w:rFonts w:ascii="Garamond" w:hAnsi="Garamond"/>
-        </w:rPr>
-      </w:r>
-      <w:r>
-        <w:rPr>
-          <w:rFonts w:ascii="Garamond" w:hAnsi="Garamond"/>
-          <w:spacing w:val="-3"/>
-        </w:rPr>
-      </w:r>
-      <w:r>
-        <w:rPr>
-          <w:rFonts w:ascii="Garamond" w:hAnsi="Garamond"/>
-        </w:rPr>
-      </w:r>
-      <w:r>
-        <w:rPr>
-          <w:rFonts w:ascii="Garamond" w:hAnsi="Garamond"/>
-          <w:spacing w:val="-3"/>
-        </w:rPr>
-      </w:r>
-      <w:r>
-        <w:rPr>
-          <w:rFonts w:ascii="Garamond" w:hAnsi="Garamond"/>
-        </w:rPr>
-      </w:r>
-      <w:r>
-        <w:rPr>
-          <w:rFonts w:ascii="Garamond" w:hAnsi="Garamond"/>
-        </w:rPr>
-      </w:r>
-      <w:r>
-        <w:rPr>
-          <w:rFonts w:ascii="Garamond" w:hAnsi="Garamond"/>
-        </w:rPr>
-      </w:r>
-      <w:r>
-        <w:rPr>
-          <w:rFonts w:ascii="Garamond" w:hAnsi="Garamond"/>
-        </w:rPr>
-      </w:r>
-      <w:r>
-        <w:rPr>
-          <w:rFonts w:ascii="Garamond" w:hAnsi="Garamond"/>
-        </w:rPr>
-      </w:r>
-      <w:r>
-        <w:rPr>
-          <w:rFonts w:ascii="Garamond" w:hAnsi="Garamond"/>
-          <w:spacing w:val="-4"/>
-        </w:rPr>
-      </w:r>
-      <w:r>
-        <w:rPr>
-          <w:rFonts w:ascii="Garamond" w:hAnsi="Garamond"/>
-        </w:rPr>
-      </w:r>
-      <w:r>
-        <w:rPr>
-          <w:rFonts w:ascii="Garamond" w:hAnsi="Garamond"/>
-          <w:spacing w:val="-4"/>
-        </w:rPr>
-      </w:r>
-      <w:r>
-        <w:rPr>
-          <w:rFonts w:ascii="Garamond" w:hAnsi="Garamond"/>
-        </w:rPr>
-      </w:r>
-      <w:r>
-        <w:rPr>
-          <w:rFonts w:ascii="Garamond" w:hAnsi="Garamond"/>
-          <w:spacing w:val="-3"/>
-        </w:rPr>
-      </w:r>
-      <w:r>
-        <w:rPr>
-          <w:rFonts w:ascii="Garamond" w:hAnsi="Garamond"/>
-        </w:rPr>
-      </w:r>
-      <w:r>
-        <w:rPr>
-          <w:rFonts w:ascii="Garamond" w:hAnsi="Garamond"/>
-          <w:spacing w:val="-3"/>
-        </w:rPr>
-      </w:r>
-      <w:r>
-        <w:rPr>
-          <w:rFonts w:ascii="Garamond" w:hAnsi="Garamond"/>
-        </w:rPr>
-      </w:r>
-      <w:r>
-        <w:rPr>
-          <w:rFonts w:ascii="Garamond" w:hAnsi="Garamond"/>
-          <w:b/>
-        </w:rPr>
-      </w:r>
-      <w:r>
-        <w:rPr>
-          <w:rFonts w:ascii="Garamond" w:hAnsi="Garamond"/>
-        </w:rPr>
-      </w:r>
-      <w:r>
-        <w:rPr>
-          <w:rFonts w:ascii="Garamond" w:hAnsi="Garamond"/>
-          <w:spacing w:val="-3"/>
-        </w:rPr>
-      </w:r>
-      <w:r>
-        <w:rPr>
-          <w:rFonts w:ascii="Garamond" w:hAnsi="Garamond"/>
-        </w:rPr>
-      </w:r>
-      <w:r>
-        <w:rPr>
-          <w:rFonts w:ascii="Garamond" w:hAnsi="Garamond"/>
-          <w:spacing w:val="-3"/>
-        </w:rPr>
-      </w:r>
-      <w:r>
-        <w:rPr>
-          <w:rFonts w:ascii="Garamond" w:hAnsi="Garamond"/>
-        </w:rPr>
-      </w:r>
-      <w:r>
-        <w:rPr>
-          <w:rFonts w:ascii="Garamond" w:hAnsi="Garamond"/>
-          <w:spacing w:val="-3"/>
-        </w:rPr>
-      </w:r>
-      <w:r>
-        <w:rPr>
-          <w:rFonts w:ascii="Garamond" w:hAnsi="Garamond"/>
-        </w:rPr>
-      </w:r>
-      <w:r>
-        <w:rPr>
-          <w:rFonts w:ascii="Garamond" w:hAnsi="Garamond"/>
-          <w:spacing w:val="-3"/>
-        </w:rPr>
-      </w:r>
-      <w:r>
-        <w:rPr>
-          <w:rFonts w:ascii="Garamond" w:hAnsi="Garamond"/>
-        </w:rPr>
-      </w:r>
-      <w:r>
-        <w:rPr>
-          <w:rFonts w:ascii="Garamond" w:hAnsi="Garamond"/>
-          <w:spacing w:val="-3"/>
-        </w:rPr>
-      </w:r>
-      <w:r>
-        <w:rPr>
-          <w:rFonts w:ascii="Garamond" w:hAnsi="Garamond"/>
-        </w:rPr>
-      </w:r>
-      <w:r>
-        <w:rPr>
-          <w:rFonts w:ascii="Garamond" w:hAnsi="Garamond"/>
-          <w:spacing w:val="-3"/>
-        </w:rPr>
-      </w:r>
-      <w:r>
-        <w:rPr>
-          <w:rFonts w:ascii="Garamond" w:hAnsi="Garamond"/>
-        </w:rPr>
-      </w:r>
-      <w:r>
-        <w:rPr>
-          <w:rFonts w:ascii="Garamond" w:hAnsi="Garamond"/>
-          <w:spacing w:val="-3"/>
-        </w:rPr>
-      </w:r>
-      <w:r>
-        <w:rPr>
-          <w:rFonts w:ascii="Garamond" w:hAnsi="Garamond"/>
-        </w:rPr>
-      </w:r>
-      <w:r>
-        <w:rPr>
-          <w:rFonts w:ascii="Garamond" w:hAnsi="Garamond"/>
-          <w:spacing w:val="-4"/>
-        </w:rPr>
-      </w:r>
-      <w:r>
-        <w:rPr>
-          <w:rFonts w:ascii="Garamond" w:hAnsi="Garamond"/>
-        </w:rPr>
-      </w:r>
-      <w:r>
-        <w:rPr>
-          <w:rFonts w:ascii="Garamond" w:hAnsi="Garamond"/>
-          <w:spacing w:val="-3"/>
-        </w:rPr>
-      </w:r>
-      <w:r>
-        <w:rPr>
-          <w:rFonts w:ascii="Garamond" w:hAnsi="Garamond"/>
-        </w:rPr>
-      </w:r>
-      <w:r>
-        <w:rPr>
-          <w:rFonts w:ascii="Garamond" w:hAnsi="Garamond"/>
-          <w:spacing w:val="-3"/>
-        </w:rPr>
-      </w:r>
-      <w:r>
-        <w:rPr>
-          <w:rFonts w:ascii="Garamond" w:hAnsi="Garamond"/>
-        </w:rPr>
-      </w:r>
-      <w:r>
-        <w:rPr>
-          <w:rFonts w:ascii="Garamond" w:hAnsi="Garamond"/>
-          <w:spacing w:val="40"/>
-        </w:rPr>
-      </w:r>
-      <w:r>
-        <w:rPr>
-          <w:rFonts w:ascii="Garamond" w:hAnsi="Garamond"/>
-        </w:rPr>
-      </w:r>
-      <w:r>
-        <w:rPr>
-          <w:rFonts w:ascii="Garamond" w:hAnsi="Garamond"/>
-          <w:spacing w:val="-1"/>
-        </w:rPr>
-      </w:r>
-      <w:r>
-        <w:rPr>
-          <w:rFonts w:ascii="Garamond" w:hAnsi="Garamond"/>
-        </w:rPr>
-      </w:r>
-      <w:r>
-        <w:rPr>
-          <w:rFonts w:ascii="Garamond" w:hAnsi="Garamond"/>
-          <w:spacing w:val="-1"/>
-        </w:rPr>
-      </w:r>
-      <w:r>
-        <w:rPr>
-          <w:rFonts w:ascii="Garamond" w:hAnsi="Garamond"/>
-        </w:rPr>
-      </w:r>
-      <w:r>
-        <w:rPr>
-          <w:rFonts w:ascii="Garamond" w:hAnsi="Garamond"/>
-          <w:spacing w:val="-1"/>
-        </w:rPr>
-      </w:r>
-      <w:r>
-        <w:rPr>
-          <w:rFonts w:ascii="Garamond" w:hAnsi="Garamond"/>
-        </w:rPr>
-      </w:r>
-      <w:r>
-        <w:rPr>
-          <w:rFonts w:ascii="Garamond" w:hAnsi="Garamond"/>
-          <w:spacing w:val="-1"/>
-        </w:rPr>
-      </w:r>
-      <w:r>
-        <w:rPr>
-          <w:rFonts w:ascii="Garamond" w:hAnsi="Garamond"/>
-        </w:rPr>
-      </w:r>
     </w:p>
     <w:p>
       <w:pPr>
@@ -11734,134 +8628,8 @@
         <w:rPr>
           <w:rFonts w:ascii="Garamond" w:hAnsi="Garamond"/>
         </w:rPr>
-        <w:t>WITNESS the execution hereof to take effect as a sealed instrument this {execution_date}</w:t>
-      </w:r>
-      <w:r>
-        <w:rPr>
-          <w:rFonts w:ascii="Garamond" w:hAnsi="Garamond"/>
-          <w:spacing w:val="-2"/>
-        </w:rPr>
-      </w:r>
-      <w:r>
-        <w:rPr>
-          <w:rFonts w:ascii="Garamond" w:hAnsi="Garamond"/>
-        </w:rPr>
-      </w:r>
-      <w:r>
-        <w:rPr>
-          <w:rFonts w:ascii="Garamond" w:hAnsi="Garamond"/>
-          <w:spacing w:val="-3"/>
-        </w:rPr>
-      </w:r>
-      <w:r>
-        <w:rPr>
-          <w:rFonts w:ascii="Garamond" w:hAnsi="Garamond"/>
-        </w:rPr>
-      </w:r>
-      <w:r>
-        <w:rPr>
-          <w:rFonts w:ascii="Garamond" w:hAnsi="Garamond"/>
-          <w:spacing w:val="-1"/>
-        </w:rPr>
-      </w:r>
-      <w:r>
-        <w:rPr>
-          <w:rFonts w:ascii="Garamond" w:hAnsi="Garamond"/>
-        </w:rPr>
-      </w:r>
-      <w:r>
-        <w:rPr>
-          <w:rFonts w:ascii="Garamond" w:hAnsi="Garamond"/>
-          <w:spacing w:val="-2"/>
-        </w:rPr>
-      </w:r>
-      <w:r>
-        <w:rPr>
-          <w:rFonts w:ascii="Garamond" w:hAnsi="Garamond"/>
-        </w:rPr>
-      </w:r>
-      <w:r>
-        <w:rPr>
-          <w:rFonts w:ascii="Garamond" w:hAnsi="Garamond"/>
-          <w:spacing w:val="-2"/>
-        </w:rPr>
-      </w:r>
-      <w:r>
-        <w:rPr>
-          <w:rFonts w:ascii="Garamond" w:hAnsi="Garamond"/>
-        </w:rPr>
-      </w:r>
-      <w:r>
-        <w:rPr>
-          <w:rFonts w:ascii="Garamond" w:hAnsi="Garamond"/>
-          <w:spacing w:val="-2"/>
-        </w:rPr>
-      </w:r>
-      <w:r>
-        <w:rPr>
-          <w:rFonts w:ascii="Garamond" w:hAnsi="Garamond"/>
-        </w:rPr>
-      </w:r>
-      <w:r>
-        <w:rPr>
-          <w:rFonts w:ascii="Garamond" w:hAnsi="Garamond"/>
-          <w:spacing w:val="-2"/>
-        </w:rPr>
-      </w:r>
-      <w:r>
-        <w:rPr>
-          <w:rFonts w:ascii="Garamond" w:hAnsi="Garamond"/>
-        </w:rPr>
-      </w:r>
-      <w:r>
-        <w:rPr>
-          <w:rFonts w:ascii="Garamond" w:hAnsi="Garamond"/>
-          <w:spacing w:val="-2"/>
-        </w:rPr>
-      </w:r>
-      <w:r>
-        <w:rPr>
-          <w:rFonts w:ascii="Garamond" w:hAnsi="Garamond"/>
-        </w:rPr>
-      </w:r>
-      <w:r>
-        <w:rPr>
-          <w:rFonts w:ascii="Garamond" w:hAnsi="Garamond"/>
-          <w:spacing w:val="-2"/>
-        </w:rPr>
-      </w:r>
-      <w:r>
-        <w:rPr>
-          <w:rFonts w:ascii="Garamond" w:hAnsi="Garamond"/>
-        </w:rPr>
-      </w:r>
-      <w:r>
-        <w:rPr>
-          <w:rFonts w:ascii="Garamond" w:hAnsi="Garamond"/>
-          <w:spacing w:val="-2"/>
-        </w:rPr>
-      </w:r>
-      <w:r>
-        <w:rPr>
-          <w:rFonts w:ascii="Garamond" w:hAnsi="Garamond"/>
-        </w:rPr>
-      </w:r>
-      <w:r>
-        <w:rPr>
-          <w:rFonts w:ascii="Garamond" w:hAnsi="Garamond"/>
-          <w:spacing w:val="-2"/>
-        </w:rPr>
-      </w:r>
-      <w:r>
-        <w:rPr>
-          <w:rFonts w:ascii="Garamond" w:hAnsi="Garamond"/>
-          <w:spacing w:val="-4"/>
-        </w:rPr>
-      </w:r>
-      <w:r>
-        <w:rPr>
-          <w:rFonts w:ascii="Garamond" w:hAnsi="Garamond"/>
-        </w:rPr>
+        <w:lastRenderedPageBreak/>
+        <w:t xml:space="preserve">WITNESS the execution hereof to take effect as a sealed instrument this {document_date_blank}</w:t>
       </w:r>
     </w:p>
     <w:p>
@@ -11946,42 +8714,20 @@
         <w:rPr>
           <w:rFonts w:ascii="Garamond" w:hAnsi="Garamond"/>
         </w:rPr>
-        <w:t>{trustees}, Trustee</w:t>
+        <w:t xml:space="preserve">{trustees}, {trustee_title}</w:t>
+      </w:r>
+      <w:r>
+        <w:rPr>
+          <w:rFonts w:ascii="Garamond" w:hAnsi="Garamond"/>
+        </w:rPr>
         <w:tab/>
+      </w:r>
+      <w:r>
+        <w:rPr>
+          <w:rFonts w:ascii="Garamond" w:hAnsi="Garamond"/>
+        </w:rPr>
         <w:tab/>
         <w:t>{beneficial_owners}, Beneficiary</w:t>
-      </w:r>
-      <w:r>
-        <w:rPr>
-          <w:rFonts w:ascii="Garamond" w:hAnsi="Garamond"/>
-        </w:rPr>
-      </w:r>
-      <w:r>
-        <w:rPr>
-          <w:rFonts w:ascii="Garamond" w:hAnsi="Garamond"/>
-        </w:rPr>
-      </w:r>
-      <w:r>
-        <w:rPr>
-          <w:rFonts w:ascii="Garamond" w:hAnsi="Garamond"/>
-        </w:rPr>
-      </w:r>
-      <w:r>
-        <w:rPr>
-          <w:rFonts w:ascii="Garamond" w:hAnsi="Garamond"/>
-        </w:rPr>
-      </w:r>
-      <w:r>
-        <w:rPr>
-          <w:rFonts w:ascii="Garamond" w:hAnsi="Garamond"/>
-          <w:spacing w:val="-2"/>
-        </w:rPr>
-      </w:r>
-      <w:r>
-        <w:rPr>
-          <w:rFonts w:ascii="Garamond" w:hAnsi="Garamond"/>
-          <w:spacing w:val="-2"/>
-        </w:rPr>
       </w:r>
     </w:p>
     <w:p>
@@ -12006,17 +8752,17 @@
         </w:rPr>
       </w:pPr>
       <w:r>
-        <w:pict w14:anchorId="2C5C8DCD">
+        <w:pict w14:anchorId="169A013B">
           <v:shape id="docshape10" o:spid="_x0000_s2051" alt="" style="position:absolute;left:0;text-align:left;margin-left:1in;margin-top:18.05pt;width:198pt;height:.1pt;z-index:-15724544;mso-wrap-edited:f;mso-width-percent:0;mso-height-percent:0;mso-wrap-distance-left:0;mso-wrap-distance-right:0;mso-position-horizontal-relative:page;mso-width-percent:0;mso-height-percent:0" coordsize="3960,1270" path="m,l3960,e" filled="f" strokeweight=".48pt">
-            <v:path arrowok="t" o:connecttype="custom" o:connectlocs="0,0;1596771000,0" o:connectangles="0,0"/>
+            <v:path arrowok="t" o:connecttype="custom" o:connectlocs="0,0;2147483646,0" o:connectangles="0,0"/>
             <w10:wrap type="topAndBottom" anchorx="page"/>
           </v:shape>
         </w:pict>
       </w:r>
       <w:r>
-        <w:pict w14:anchorId="2E34951D">
+        <w:pict w14:anchorId="61557B70">
           <v:shape id="docshape11" o:spid="_x0000_s2050" alt="" style="position:absolute;left:0;text-align:left;margin-left:324pt;margin-top:18.05pt;width:3in;height:.1pt;z-index:-15724032;mso-wrap-edited:f;mso-width-percent:0;mso-height-percent:0;mso-wrap-distance-left:0;mso-wrap-distance-right:0;mso-position-horizontal-relative:page;mso-width-percent:0;mso-height-percent:0" coordsize="4320,1270" path="m,l4320,e" filled="f" strokeweight=".48pt">
-            <v:path arrowok="t" o:connecttype="custom" o:connectlocs="0,0;1741932000,0" o:connectangles="0,0"/>
+            <v:path arrowok="t" o:connecttype="custom" o:connectlocs="0,0;2147483646,0" o:connectangles="0,0"/>
             <w10:wrap type="topAndBottom" anchorx="page"/>
           </v:shape>
         </w:pict>
@@ -12041,42 +8787,20 @@
         <w:rPr>
           <w:rFonts w:ascii="Garamond" w:hAnsi="Garamond"/>
         </w:rPr>
-        <w:t>{trustees}, Trustee</w:t>
+        <w:t xml:space="preserve">{trustees}, {trustee_title}</w:t>
+      </w:r>
+      <w:r>
+        <w:rPr>
+          <w:rFonts w:ascii="Garamond" w:hAnsi="Garamond"/>
+        </w:rPr>
         <w:tab/>
+      </w:r>
+      <w:r>
+        <w:rPr>
+          <w:rFonts w:ascii="Garamond" w:hAnsi="Garamond"/>
+        </w:rPr>
         <w:tab/>
         <w:t>{beneficial_owners}, Beneficiary</w:t>
-      </w:r>
-      <w:r>
-        <w:rPr>
-          <w:rFonts w:ascii="Garamond" w:hAnsi="Garamond"/>
-        </w:rPr>
-      </w:r>
-      <w:r>
-        <w:rPr>
-          <w:rFonts w:ascii="Garamond" w:hAnsi="Garamond"/>
-        </w:rPr>
-      </w:r>
-      <w:r>
-        <w:rPr>
-          <w:rFonts w:ascii="Garamond" w:hAnsi="Garamond"/>
-        </w:rPr>
-      </w:r>
-      <w:r>
-        <w:rPr>
-          <w:rFonts w:ascii="Garamond" w:hAnsi="Garamond"/>
-        </w:rPr>
-      </w:r>
-      <w:r>
-        <w:rPr>
-          <w:rFonts w:ascii="Garamond" w:hAnsi="Garamond"/>
-          <w:spacing w:val="-2"/>
-        </w:rPr>
-      </w:r>
-      <w:r>
-        <w:rPr>
-          <w:rFonts w:ascii="Garamond" w:hAnsi="Garamond"/>
-          <w:spacing w:val="-2"/>
-        </w:rPr>
       </w:r>
     </w:p>
     <w:p>
@@ -12153,7 +8877,7 @@
         <w:rPr>
           <w:rFonts w:ascii="Garamond" w:hAnsi="Garamond"/>
         </w:rPr>
-        <w:t>COUNTY OF {certificate_execution_county}</w:t>
+        <w:t xml:space="preserve">COUNTY OF {signing_county}</w:t>
       </w:r>
     </w:p>
     <w:p>
@@ -12189,103 +8913,7 @@
         <w:rPr>
           <w:rFonts w:ascii="Garamond" w:hAnsi="Garamond"/>
         </w:rPr>
-        <w:t>On this {execution_date} , before me, the undersigned notary public, personally appeared {trustees}, Trustee(s) and/or Beneficiary(ies) of THE {trust_name}, and proved to me through satisfactory evidence of identification, which was photographic identification with signature issued by a federal or state governmental agency, oath or affirmation of a credible witness, personal knowledge of the undersigned, to be the person(s) whose name(s) is/are signed on the preceding document and who acknowledged to me that they signed it voluntarily for its stated purpose.</w:t>
-      </w:r>
-      <w:r>
-        <w:rPr>
-          <w:rFonts w:ascii="Garamond" w:hAnsi="Garamond"/>
-        </w:rPr>
-      </w:r>
-      <w:r>
-        <w:rPr>
-          <w:rFonts w:ascii="Garamond" w:hAnsi="Garamond"/>
-        </w:rPr>
-      </w:r>
-      <w:r>
-        <w:rPr>
-          <w:rFonts w:ascii="Garamond" w:hAnsi="Garamond"/>
-        </w:rPr>
-      </w:r>
-      <w:r>
-        <w:rPr>
-          <w:rFonts w:ascii="Garamond" w:hAnsi="Garamond"/>
-        </w:rPr>
-      </w:r>
-      <w:r>
-        <w:rPr>
-          <w:rFonts w:ascii="Garamond" w:hAnsi="Garamond"/>
-        </w:rPr>
-      </w:r>
-      <w:r>
-        <w:rPr>
-          <w:rFonts w:ascii="Garamond" w:hAnsi="Garamond"/>
-        </w:rPr>
-      </w:r>
-      <w:r>
-        <w:rPr>
-          <w:rFonts w:ascii="Garamond" w:hAnsi="Garamond"/>
-        </w:rPr>
-      </w:r>
-      <w:r>
-        <w:rPr>
-          <w:rFonts w:ascii="Garamond" w:hAnsi="Garamond"/>
-        </w:rPr>
-      </w:r>
-      <w:r>
-        <w:rPr>
-          <w:rFonts w:ascii="Garamond" w:hAnsi="Garamond"/>
-        </w:rPr>
-      </w:r>
-      <w:r>
-        <w:rPr>
-          <w:rFonts w:ascii="Garamond" w:hAnsi="Garamond"/>
-        </w:rPr>
-      </w:r>
-      <w:r>
-        <w:rPr>
-          <w:rFonts w:ascii="Garamond" w:hAnsi="Garamond"/>
-        </w:rPr>
-      </w:r>
-      <w:r>
-        <w:rPr>
-          <w:rFonts w:ascii="Garamond" w:hAnsi="Garamond"/>
-        </w:rPr>
-      </w:r>
-      <w:r>
-        <w:rPr>
-          <w:rFonts w:ascii="Garamond" w:hAnsi="Garamond"/>
-        </w:rPr>
-      </w:r>
-      <w:r>
-        <w:rPr>
-          <w:rFonts w:ascii="Garamond" w:hAnsi="Garamond"/>
-        </w:rPr>
-      </w:r>
-      <w:r>
-        <w:rPr>
-          <w:rFonts w:ascii="Garamond" w:hAnsi="Garamond"/>
-        </w:rPr>
-      </w:r>
-      <w:r>
-        <w:rPr>
-          <w:rFonts w:ascii="Garamond" w:hAnsi="Garamond"/>
-          <w:spacing w:val="-15"/>
-        </w:rPr>
-      </w:r>
-      <w:r>
-        <w:rPr>
-          <w:rFonts w:ascii="Garamond" w:hAnsi="Garamond"/>
-        </w:rPr>
-      </w:r>
-      <w:r>
-        <w:rPr>
-          <w:rFonts w:ascii="Garamond" w:hAnsi="Garamond"/>
-        </w:rPr>
-      </w:r>
-      <w:r>
-        <w:rPr>
-          <w:rFonts w:ascii="Garamond" w:hAnsi="Garamond"/>
-        </w:rPr>
+        <w:t xml:space="preserve">On {document_date_blank}, before me, the undersigned notary public, personally appeared {trustees}, Trustee(s) and/or Beneficiary(ies) of THE {trust_name}, and proved to me through satisfactory evidence of identification, which was photographic identification with signature issued by a federal or state governmental agency, oath or affirmation of a credible witness, personal knowledge of the undersigned, to be the person(s) whose name(s) is/are signed on the preceding document and who acknowledged to me that they signed it voluntarily for its stated purpose.</w:t>
       </w:r>
     </w:p>
     <w:p>
@@ -12398,7 +9026,7 @@
           <w:rFonts w:ascii="Garamond" w:hAnsi="Garamond"/>
           <w:spacing w:val="-2"/>
         </w:rPr>
-        <w:t>Expires:</w:t>
+        <w:t xml:space="preserve">Expires: {notary_commission_blank}</w:t>
       </w:r>
     </w:p>
     <w:p>
@@ -12477,7 +9105,7 @@
         <w:rPr>
           <w:rFonts w:ascii="Garamond" w:hAnsi="Garamond"/>
         </w:rPr>
-        <w:t>COUNTY OF {certificate_execution_county}</w:t>
+        <w:t xml:space="preserve">COUNTY OF {signing_county}</w:t>
       </w:r>
     </w:p>
     <w:p>
@@ -12513,68 +9141,7 @@
         <w:rPr>
           <w:rFonts w:ascii="Garamond" w:hAnsi="Garamond"/>
         </w:rPr>
-        <w:t>On this {execution_date} , before me, the undersigned notary public, personally appeared {trustees}, Trustee(s) and/or Beneficiary(ies) of THE {trust_name}, and proved to me through satisfactory evidence of identification, which was photographic identification with signature issued by a federal or state governmental agency, oath or affirmation of a credible witness, personal knowledge of the undersigned, to be the person(s) whose name(s) is/are signed on the preceding document and who acknowledged to me that they signed it voluntarily for its stated purpose.</w:t>
-      </w:r>
-      <w:r>
-        <w:rPr>
-          <w:rFonts w:ascii="Garamond" w:hAnsi="Garamond"/>
-        </w:rPr>
-      </w:r>
-      <w:r>
-        <w:rPr>
-          <w:rFonts w:ascii="Garamond" w:hAnsi="Garamond"/>
-        </w:rPr>
-      </w:r>
-      <w:r>
-        <w:rPr>
-          <w:rFonts w:ascii="Garamond" w:hAnsi="Garamond"/>
-        </w:rPr>
-      </w:r>
-      <w:r>
-        <w:rPr>
-          <w:rFonts w:ascii="Garamond" w:hAnsi="Garamond"/>
-        </w:rPr>
-      </w:r>
-      <w:r>
-        <w:rPr>
-          <w:rFonts w:ascii="Garamond" w:hAnsi="Garamond"/>
-        </w:rPr>
-      </w:r>
-      <w:r>
-        <w:rPr>
-          <w:rFonts w:ascii="Garamond" w:hAnsi="Garamond"/>
-        </w:rPr>
-      </w:r>
-      <w:r>
-        <w:rPr>
-          <w:rFonts w:ascii="Garamond" w:hAnsi="Garamond"/>
-        </w:rPr>
-      </w:r>
-      <w:r>
-        <w:rPr>
-          <w:rFonts w:ascii="Garamond" w:hAnsi="Garamond"/>
-        </w:rPr>
-      </w:r>
-      <w:r>
-        <w:rPr>
-          <w:rFonts w:ascii="Garamond" w:hAnsi="Garamond"/>
-          <w:spacing w:val="-15"/>
-        </w:rPr>
-      </w:r>
-      <w:r>
-        <w:rPr>
-          <w:rFonts w:ascii="Garamond" w:hAnsi="Garamond"/>
-        </w:rPr>
-      </w:r>
-      <w:r>
-        <w:rPr>
-          <w:rFonts w:ascii="Garamond" w:hAnsi="Garamond"/>
-        </w:rPr>
-      </w:r>
-      <w:r>
-        <w:rPr>
-          <w:rFonts w:ascii="Garamond" w:hAnsi="Garamond"/>
-        </w:rPr>
+        <w:t xml:space="preserve">On {document_date_blank}, before me, the undersigned notary public, personally appeared {trustees}, Trustee(s) and/or Beneficiary(ies) of THE {trust_name}, and proved to me through satisfactory evidence of identification, which was photographic identification with signature issued by a federal or state governmental agency, oath or affirmation of a credible witness, personal knowledge of the undersigned, to be the person(s) whose name(s) is/are signed on the preceding document and who acknowledged to me that they signed it voluntarily for its stated purpose.</w:t>
       </w:r>
     </w:p>
     <w:p>
@@ -12668,12 +9235,13 @@
           <w:rFonts w:ascii="Garamond" w:hAnsi="Garamond"/>
           <w:spacing w:val="-2"/>
         </w:rPr>
-        <w:t>Expires:</w:t>
+        <w:t xml:space="preserve">Expires: {notary_commission_blank}</w:t>
       </w:r>
     </w:p>
     <w:sectPr>
       <w:pgSz w:w="12240" w:h="15840"/>
       <w:pgMar w:top="1440" w:right="1440" w:bottom="1440" w:left="1440" w:header="0" w:footer="0" w:gutter="0"/>
+      <w:pgNumType w:fmt="numberInDash" w:start="1"/>
       <w:cols w:space="720"/>
       <w:docGrid w:linePitch="299"/>
     </w:sectPr>
@@ -12702,120 +9270,270 @@
 
 <file path=word/footer1.xml><?xml version="1.0" encoding="utf-8"?>
 <w:ftr xmlns:wpc="http://schemas.microsoft.com/office/word/2010/wordprocessingCanvas" xmlns:cx="http://schemas.microsoft.com/office/drawing/2014/chartex" xmlns:cx1="http://schemas.microsoft.com/office/drawing/2015/9/8/chartex" xmlns:cx2="http://schemas.microsoft.com/office/drawing/2015/10/21/chartex" xmlns:cx3="http://schemas.microsoft.com/office/drawing/2016/5/9/chartex" xmlns:cx4="http://schemas.microsoft.com/office/drawing/2016/5/10/chartex" xmlns:cx5="http://schemas.microsoft.com/office/drawing/2016/5/11/chartex" xmlns:cx6="http://schemas.microsoft.com/office/drawing/2016/5/12/chartex" xmlns:cx7="http://schemas.microsoft.com/office/drawing/2016/5/13/chartex" xmlns:cx8="http://schemas.microsoft.com/office/drawing/2016/5/14/chartex" xmlns:mc="http://schemas.openxmlformats.org/markup-compatibility/2006" xmlns:aink="http://schemas.microsoft.com/office/drawing/2016/ink" xmlns:am3d="http://schemas.microsoft.com/office/drawing/2017/model3d" xmlns:o="urn:schemas-microsoft-com:office:office" xmlns:oel="http://schemas.microsoft.com/office/2019/extlst" xmlns:r="http://schemas.openxmlformats.org/officeDocument/2006/relationships" xmlns:m="http://schemas.openxmlformats.org/officeDocument/2006/math" xmlns:v="urn:schemas-microsoft-com:vml" xmlns:wp14="http://schemas.microsoft.com/office/word/2010/wordprocessingDrawing" xmlns:wp="http://schemas.openxmlformats.org/drawingml/2006/wordprocessingDrawing" xmlns:w10="urn:schemas-microsoft-com:office:word" xmlns:w="http://schemas.openxmlformats.org/wordprocessingml/2006/main" xmlns:w14="http://schemas.microsoft.com/office/word/2010/wordml" xmlns:w15="http://schemas.microsoft.com/office/word/2012/wordml" xmlns:w16cex="http://schemas.microsoft.com/office/word/2018/wordml/cex" xmlns:w16cid="http://schemas.microsoft.com/office/word/2016/wordml/cid" xmlns:w16="http://schemas.microsoft.com/office/word/2018/wordml" xmlns:w16du="http://schemas.microsoft.com/office/word/2023/wordml/word16du" xmlns:w16sdtdh="http://schemas.microsoft.com/office/word/2020/wordml/sdtdatahash" xmlns:w16sdtfl="http://schemas.microsoft.com/office/word/2024/wordml/sdtformatlock" xmlns:w16se="http://schemas.microsoft.com/office/word/2015/wordml/symex" xmlns:wpg="http://schemas.microsoft.com/office/word/2010/wordprocessingGroup" xmlns:wpi="http://schemas.microsoft.com/office/word/2010/wordprocessingInk" xmlns:wne="http://schemas.microsoft.com/office/word/2006/wordml" xmlns:wps="http://schemas.microsoft.com/office/word/2010/wordprocessingShape" mc:Ignorable="w14 w15 w16se w16cid w16 w16cex w16sdtdh w16sdtfl w16du wp14">
+  <w:sdt>
+    <w:sdtPr>
+      <w:rPr>
+        <w:rStyle w:val="PageNumber"/>
+      </w:rPr>
+      <w:id w:val="1827165929"/>
+      <w:docPartObj>
+        <w:docPartGallery w:val="Page Numbers (Bottom of Page)"/>
+        <w:docPartUnique/>
+      </w:docPartObj>
+    </w:sdtPr>
+    <w:sdtContent>
+      <w:p>
+        <w:pPr>
+          <w:pStyle w:val="Footer"/>
+          <w:framePr w:wrap="none" w:vAnchor="text" w:hAnchor="margin" w:xAlign="right" w:y="1"/>
+          <w:rPr>
+            <w:rStyle w:val="PageNumber"/>
+          </w:rPr>
+        </w:pPr>
+        <w:r>
+          <w:rPr>
+            <w:rStyle w:val="PageNumber"/>
+          </w:rPr>
+          <w:fldChar w:fldCharType="begin"/>
+        </w:r>
+        <w:r>
+          <w:rPr>
+            <w:rStyle w:val="PageNumber"/>
+          </w:rPr>
+          <w:instrText xml:space="preserve"> PAGE </w:instrText>
+        </w:r>
+        <w:r>
+          <w:rPr>
+            <w:rStyle w:val="PageNumber"/>
+          </w:rPr>
+          <w:fldChar w:fldCharType="separate"/>
+        </w:r>
+        <w:r>
+          <w:rPr>
+            <w:rStyle w:val="PageNumber"/>
+          </w:rPr>
+          <w:fldChar w:fldCharType="end"/>
+        </w:r>
+      </w:p>
+    </w:sdtContent>
+  </w:sdt>
+  <w:sdt>
+    <w:sdtPr>
+      <w:rPr>
+        <w:rStyle w:val="PageNumber"/>
+      </w:rPr>
+      <w:id w:val="-1804139197"/>
+      <w:docPartObj>
+        <w:docPartGallery w:val="Page Numbers (Bottom of Page)"/>
+        <w:docPartUnique/>
+      </w:docPartObj>
+    </w:sdtPr>
+    <w:sdtContent>
+      <w:p>
+        <w:pPr>
+          <w:pStyle w:val="Footer"/>
+          <w:framePr w:wrap="none" w:vAnchor="text" w:hAnchor="margin" w:xAlign="right" w:y="1"/>
+          <w:ind w:right="360"/>
+          <w:rPr>
+            <w:rStyle w:val="PageNumber"/>
+          </w:rPr>
+        </w:pPr>
+        <w:r>
+          <w:rPr>
+            <w:rStyle w:val="PageNumber"/>
+          </w:rPr>
+          <w:fldChar w:fldCharType="begin"/>
+        </w:r>
+        <w:r>
+          <w:rPr>
+            <w:rStyle w:val="PageNumber"/>
+          </w:rPr>
+          <w:instrText xml:space="preserve"> PAGE </w:instrText>
+        </w:r>
+        <w:r>
+          <w:rPr>
+            <w:rStyle w:val="PageNumber"/>
+          </w:rPr>
+          <w:fldChar w:fldCharType="separate"/>
+        </w:r>
+        <w:r>
+          <w:rPr>
+            <w:rStyle w:val="PageNumber"/>
+          </w:rPr>
+          <w:fldChar w:fldCharType="end"/>
+        </w:r>
+      </w:p>
+    </w:sdtContent>
+  </w:sdt>
   <w:p>
     <w:pPr>
-      <w:pStyle w:val="BodyText"/>
-      <w:spacing w:line="14" w:lineRule="auto"/>
-      <w:rPr>
-        <w:sz w:val="20"/>
-      </w:rPr>
+      <w:pStyle w:val="Footer"/>
+      <w:ind w:right="360"/>
     </w:pPr>
-    <w:r>
-      <w:pict w14:anchorId="3198A61F">
-        <v:shapetype id="_x0000_t202" coordsize="21600,21600" o:spt="202" path="m,l,21600r21600,l21600,xe">
-          <v:stroke joinstyle="miter"/>
-          <v:path gradientshapeok="t" o:connecttype="rect"/>
-        </v:shapetype>
-        <v:shape id="docshape1" o:spid="_x0000_s1025" type="#_x0000_t202" alt="" style="position:absolute;margin-left:290.35pt;margin-top:746.7pt;width:31.3pt;height:15.3pt;z-index:-251658752;mso-wrap-style:square;mso-wrap-edited:f;mso-width-percent:0;mso-height-percent:0;mso-position-horizontal-relative:page;mso-position-vertical-relative:page;mso-width-percent:0;mso-height-percent:0;v-text-anchor:top" filled="f" stroked="f">
-          <v:textbox inset="0,0,0,0">
-            <w:txbxContent>
-              <w:p>
-                <w:pPr>
-                  <w:spacing w:before="10"/>
-                  <w:ind w:left="20"/>
-                  <w:rPr>
-                    <w:sz w:val="16"/>
-                  </w:rPr>
-                </w:pPr>
-                <w:r>
-                  <w:rPr>
-                    <w:sz w:val="16"/>
-                  </w:rPr>
-                  <w:t>-</w:t>
-                </w:r>
-                <w:r>
-                  <w:rPr>
-                    <w:spacing w:val="-1"/>
-                    <w:sz w:val="16"/>
-                  </w:rPr>
-                  <w:t xml:space="preserve"> </w:t>
-                </w:r>
-                <w:r>
-                  <w:rPr>
-                    <w:sz w:val="24"/>
-                  </w:rPr>
-                  <w:t xml:space="preserve">- </w:t>
-                </w:r>
-                <w:r>
-                  <w:rPr>
-                    <w:sz w:val="24"/>
-                  </w:rPr>
-                  <w:fldChar w:fldCharType="begin"/>
-                </w:r>
-                <w:r>
-                  <w:rPr>
-                    <w:sz w:val="24"/>
-                  </w:rPr>
-                  <w:instrText xml:space="preserve"> PAGE </w:instrText>
-                </w:r>
-                <w:r>
-                  <w:rPr>
-                    <w:sz w:val="24"/>
-                  </w:rPr>
-                  <w:fldChar w:fldCharType="separate"/>
-                </w:r>
-                <w:r>
-                  <w:rPr>
-                    <w:sz w:val="24"/>
-                  </w:rPr>
-                  <w:t>3</w:t>
-                </w:r>
-                <w:r>
-                  <w:rPr>
-                    <w:sz w:val="24"/>
-                  </w:rPr>
-                  <w:fldChar w:fldCharType="end"/>
-                </w:r>
-                <w:r>
-                  <w:rPr>
-                    <w:sz w:val="24"/>
-                  </w:rPr>
-                  <w:t xml:space="preserve"> -</w:t>
-                </w:r>
-                <w:r>
-                  <w:rPr>
-                    <w:spacing w:val="-20"/>
-                    <w:sz w:val="24"/>
-                  </w:rPr>
-                  <w:t xml:space="preserve"> </w:t>
-                </w:r>
-                <w:r>
-                  <w:rPr>
-                    <w:spacing w:val="-10"/>
-                    <w:sz w:val="16"/>
-                  </w:rPr>
-                  <w:t>-</w:t>
-                </w:r>
-              </w:p>
-            </w:txbxContent>
-          </v:textbox>
-          <w10:wrap anchorx="page" anchory="page"/>
-        </v:shape>
-      </w:pict>
-    </w:r>
   </w:p>
 </w:ftr>
 </file>
 
 <file path=word/footer2.xml><?xml version="1.0" encoding="utf-8"?>
 <w:ftr xmlns:wpc="http://schemas.microsoft.com/office/word/2010/wordprocessingCanvas" xmlns:cx="http://schemas.microsoft.com/office/drawing/2014/chartex" xmlns:cx1="http://schemas.microsoft.com/office/drawing/2015/9/8/chartex" xmlns:cx2="http://schemas.microsoft.com/office/drawing/2015/10/21/chartex" xmlns:cx3="http://schemas.microsoft.com/office/drawing/2016/5/9/chartex" xmlns:cx4="http://schemas.microsoft.com/office/drawing/2016/5/10/chartex" xmlns:cx5="http://schemas.microsoft.com/office/drawing/2016/5/11/chartex" xmlns:cx6="http://schemas.microsoft.com/office/drawing/2016/5/12/chartex" xmlns:cx7="http://schemas.microsoft.com/office/drawing/2016/5/13/chartex" xmlns:cx8="http://schemas.microsoft.com/office/drawing/2016/5/14/chartex" xmlns:mc="http://schemas.openxmlformats.org/markup-compatibility/2006" xmlns:aink="http://schemas.microsoft.com/office/drawing/2016/ink" xmlns:am3d="http://schemas.microsoft.com/office/drawing/2017/model3d" xmlns:o="urn:schemas-microsoft-com:office:office" xmlns:oel="http://schemas.microsoft.com/office/2019/extlst" xmlns:r="http://schemas.openxmlformats.org/officeDocument/2006/relationships" xmlns:m="http://schemas.openxmlformats.org/officeDocument/2006/math" xmlns:v="urn:schemas-microsoft-com:vml" xmlns:wp14="http://schemas.microsoft.com/office/word/2010/wordprocessingDrawing" xmlns:wp="http://schemas.openxmlformats.org/drawingml/2006/wordprocessingDrawing" xmlns:w10="urn:schemas-microsoft-com:office:word" xmlns:w="http://schemas.openxmlformats.org/wordprocessingml/2006/main" xmlns:w14="http://schemas.microsoft.com/office/word/2010/wordml" xmlns:w15="http://schemas.microsoft.com/office/word/2012/wordml" xmlns:w16cex="http://schemas.microsoft.com/office/word/2018/wordml/cex" xmlns:w16cid="http://schemas.microsoft.com/office/word/2016/wordml/cid" xmlns:w16="http://schemas.microsoft.com/office/word/2018/wordml" xmlns:w16du="http://schemas.microsoft.com/office/word/2023/wordml/word16du" xmlns:w16sdtdh="http://schemas.microsoft.com/office/word/2020/wordml/sdtdatahash" xmlns:w16sdtfl="http://schemas.microsoft.com/office/word/2024/wordml/sdtformatlock" xmlns:w16se="http://schemas.microsoft.com/office/word/2015/wordml/symex" xmlns:wpg="http://schemas.microsoft.com/office/word/2010/wordprocessingGroup" xmlns:wpi="http://schemas.microsoft.com/office/word/2010/wordprocessingInk" xmlns:wne="http://schemas.microsoft.com/office/word/2006/wordml" xmlns:wps="http://schemas.microsoft.com/office/word/2010/wordprocessingShape" mc:Ignorable="w14 w15 w16se w16cid w16 w16cex w16sdtdh w16sdtfl w16du wp14">
+  <w:sdt>
+    <w:sdtPr>
+      <w:rPr>
+        <w:rStyle w:val="PageNumber"/>
+      </w:rPr>
+      <w:id w:val="864720661"/>
+      <w:docPartObj>
+        <w:docPartGallery w:val="Page Numbers (Bottom of Page)"/>
+        <w:docPartUnique/>
+      </w:docPartObj>
+    </w:sdtPr>
+    <w:sdtEndPr>
+      <w:rPr>
+        <w:rStyle w:val="PageNumber"/>
+        <w:rFonts w:ascii="Garamond" w:hAnsi="Garamond"/>
+      </w:rPr>
+    </w:sdtEndPr>
+    <w:sdtContent>
+      <w:p>
+        <w:pPr>
+          <w:pStyle w:val="Footer"/>
+          <w:framePr w:wrap="none" w:vAnchor="text" w:hAnchor="margin" w:xAlign="right" w:y="1"/>
+          <w:rPr>
+            <w:rStyle w:val="PageNumber"/>
+            <w:rFonts w:ascii="Garamond" w:hAnsi="Garamond"/>
+          </w:rPr>
+        </w:pPr>
+        <w:r>
+          <w:rPr>
+            <w:rStyle w:val="PageNumber"/>
+            <w:rFonts w:ascii="Garamond" w:hAnsi="Garamond"/>
+          </w:rPr>
+          <w:fldChar w:fldCharType="begin"/>
+        </w:r>
+        <w:r>
+          <w:rPr>
+            <w:rStyle w:val="PageNumber"/>
+            <w:rFonts w:ascii="Garamond" w:hAnsi="Garamond"/>
+          </w:rPr>
+          <w:instrText xml:space="preserve"> PAGE </w:instrText>
+        </w:r>
+        <w:r>
+          <w:rPr>
+            <w:rStyle w:val="PageNumber"/>
+            <w:rFonts w:ascii="Garamond" w:hAnsi="Garamond"/>
+          </w:rPr>
+          <w:fldChar w:fldCharType="separate"/>
+        </w:r>
+        <w:r>
+          <w:rPr>
+            <w:rStyle w:val="PageNumber"/>
+            <w:rFonts w:ascii="Garamond" w:hAnsi="Garamond"/>
+            <w:noProof/>
+          </w:rPr>
+          <w:t>1</w:t>
+        </w:r>
+        <w:r>
+          <w:rPr>
+            <w:rStyle w:val="PageNumber"/>
+            <w:rFonts w:ascii="Garamond" w:hAnsi="Garamond"/>
+          </w:rPr>
+          <w:fldChar w:fldCharType="end"/>
+        </w:r>
+      </w:p>
+    </w:sdtContent>
+  </w:sdt>
+  <w:tbl>
+    <w:tblPr>
+      <w:tblStyle w:val="TableGrid"/>
+      <w:tblW w:w="0" w:type="auto"/>
+      <w:tblBorders>
+        <w:top w:val="none" w:sz="0" w:space="0" w:color="auto"/>
+        <w:left w:val="none" w:sz="0" w:space="0" w:color="auto"/>
+        <w:bottom w:val="none" w:sz="0" w:space="0" w:color="auto"/>
+        <w:right w:val="none" w:sz="0" w:space="0" w:color="auto"/>
+        <w:insideH w:val="none" w:sz="0" w:space="0" w:color="auto"/>
+        <w:insideV w:val="none" w:sz="0" w:space="0" w:color="auto"/>
+      </w:tblBorders>
+      <w:tblLook w:val="04A0" w:firstRow="1" w:lastRow="0" w:firstColumn="1" w:lastColumn="0" w:noHBand="0" w:noVBand="1"/>
+    </w:tblPr>
+    <w:tblGrid>
+      <w:gridCol w:w="8208"/>
+      <w:gridCol w:w="1368"/>
+    </w:tblGrid>
+    <w:tr>
+      <w:tc>
+        <w:tcPr>
+          <w:tcW w:w="8208" w:type="dxa"/>
+        </w:tcPr>
+        <w:p>
+          <w:pPr>
+            <w:pStyle w:val="Footer"/>
+            <w:ind w:right="360"/>
+            <w:rPr>
+              <w:rStyle w:val="PageNumber"/>
+              <w:rFonts w:ascii="Garamond" w:hAnsi="Garamond"/>
+            </w:rPr>
+          </w:pPr>
+          <w:r>
+            <w:rPr>
+              <w:rStyle w:val="PageNumber"/>
+              <w:rFonts w:ascii="Garamond" w:hAnsi="Garamond"/>
+            </w:rPr>
+            <w:t xml:space="preserve">{trust_name}</w:t>
+          </w:r>
+          <w:r>
+            <w:rPr>
+              <w:rStyle w:val="PageNumber"/>
+              <w:rFonts w:ascii="Garamond" w:hAnsi="Garamond"/>
+            </w:rPr>
+            <w:t xml:space="preserve"/>
+          </w:r>
+        </w:p>
+      </w:tc>
+      <w:tc>
+        <w:tcPr>
+          <w:tcW w:w="1368" w:type="dxa"/>
+        </w:tcPr>
+        <w:p>
+          <w:pPr>
+            <w:pStyle w:val="Footer"/>
+            <w:ind w:right="360"/>
+            <w:rPr>
+              <w:rStyle w:val="PageNumber"/>
+              <w:rFonts w:ascii="Garamond" w:hAnsi="Garamond"/>
+            </w:rPr>
+          </w:pPr>
+        </w:p>
+      </w:tc>
+    </w:tr>
+  </w:tbl>
+  <w:p>
+    <w:pPr>
+      <w:pStyle w:val="Footer"/>
+      <w:ind w:right="360"/>
+      <w:rPr>
+        <w:rStyle w:val="PageNumber"/>
+      </w:rPr>
+    </w:pPr>
+  </w:p>
   <w:p>
     <w:pPr>
       <w:pStyle w:val="BodyText"/>
       <w:spacing w:line="14" w:lineRule="auto"/>
+      <w:ind w:right="360"/>
       <w:rPr>
-        <w:sz w:val="2"/>
+        <w:sz w:val="20"/>
       </w:rPr>
+    </w:pPr>
+  </w:p>
+</w:ftr>
+</file>
+
+<file path=word/footer3.xml><?xml version="1.0" encoding="utf-8"?>
+<w:ftr xmlns:wpc="http://schemas.microsoft.com/office/word/2010/wordprocessingCanvas" xmlns:cx="http://schemas.microsoft.com/office/drawing/2014/chartex" xmlns:cx1="http://schemas.microsoft.com/office/drawing/2015/9/8/chartex" xmlns:cx2="http://schemas.microsoft.com/office/drawing/2015/10/21/chartex" xmlns:cx3="http://schemas.microsoft.com/office/drawing/2016/5/9/chartex" xmlns:cx4="http://schemas.microsoft.com/office/drawing/2016/5/10/chartex" xmlns:cx5="http://schemas.microsoft.com/office/drawing/2016/5/11/chartex" xmlns:cx6="http://schemas.microsoft.com/office/drawing/2016/5/12/chartex" xmlns:cx7="http://schemas.microsoft.com/office/drawing/2016/5/13/chartex" xmlns:cx8="http://schemas.microsoft.com/office/drawing/2016/5/14/chartex" xmlns:mc="http://schemas.openxmlformats.org/markup-compatibility/2006" xmlns:aink="http://schemas.microsoft.com/office/drawing/2016/ink" xmlns:am3d="http://schemas.microsoft.com/office/drawing/2017/model3d" xmlns:o="urn:schemas-microsoft-com:office:office" xmlns:oel="http://schemas.microsoft.com/office/2019/extlst" xmlns:r="http://schemas.openxmlformats.org/officeDocument/2006/relationships" xmlns:m="http://schemas.openxmlformats.org/officeDocument/2006/math" xmlns:v="urn:schemas-microsoft-com:vml" xmlns:wp14="http://schemas.microsoft.com/office/word/2010/wordprocessingDrawing" xmlns:wp="http://schemas.openxmlformats.org/drawingml/2006/wordprocessingDrawing" xmlns:w10="urn:schemas-microsoft-com:office:word" xmlns:w="http://schemas.openxmlformats.org/wordprocessingml/2006/main" xmlns:w14="http://schemas.microsoft.com/office/word/2010/wordml" xmlns:w15="http://schemas.microsoft.com/office/word/2012/wordml" xmlns:w16cex="http://schemas.microsoft.com/office/word/2018/wordml/cex" xmlns:w16cid="http://schemas.microsoft.com/office/word/2016/wordml/cid" xmlns:w16="http://schemas.microsoft.com/office/word/2018/wordml" xmlns:w16du="http://schemas.microsoft.com/office/word/2023/wordml/word16du" xmlns:w16sdtdh="http://schemas.microsoft.com/office/word/2020/wordml/sdtdatahash" xmlns:w16sdtfl="http://schemas.microsoft.com/office/word/2024/wordml/sdtformatlock" xmlns:w16se="http://schemas.microsoft.com/office/word/2015/wordml/symex" xmlns:wpg="http://schemas.microsoft.com/office/word/2010/wordprocessingGroup" xmlns:wpi="http://schemas.microsoft.com/office/word/2010/wordprocessingInk" xmlns:wne="http://schemas.microsoft.com/office/word/2006/wordml" xmlns:wps="http://schemas.microsoft.com/office/word/2010/wordprocessingShape" mc:Ignorable="w14 w15 w16se w16cid w16 w16cex w16sdtdh w16sdtfl w16du wp14">
+  <w:p>
+    <w:pPr>
+      <w:pStyle w:val="Footer"/>
     </w:pPr>
   </w:p>
 </w:ftr>
@@ -12838,6 +9556,36 @@
     </w:p>
   </w:footnote>
 </w:footnotes>
+</file>
+
+<file path=word/header1.xml><?xml version="1.0" encoding="utf-8"?>
+<w:hdr xmlns:wpc="http://schemas.microsoft.com/office/word/2010/wordprocessingCanvas" xmlns:cx="http://schemas.microsoft.com/office/drawing/2014/chartex" xmlns:cx1="http://schemas.microsoft.com/office/drawing/2015/9/8/chartex" xmlns:cx2="http://schemas.microsoft.com/office/drawing/2015/10/21/chartex" xmlns:cx3="http://schemas.microsoft.com/office/drawing/2016/5/9/chartex" xmlns:cx4="http://schemas.microsoft.com/office/drawing/2016/5/10/chartex" xmlns:cx5="http://schemas.microsoft.com/office/drawing/2016/5/11/chartex" xmlns:cx6="http://schemas.microsoft.com/office/drawing/2016/5/12/chartex" xmlns:cx7="http://schemas.microsoft.com/office/drawing/2016/5/13/chartex" xmlns:cx8="http://schemas.microsoft.com/office/drawing/2016/5/14/chartex" xmlns:mc="http://schemas.openxmlformats.org/markup-compatibility/2006" xmlns:aink="http://schemas.microsoft.com/office/drawing/2016/ink" xmlns:am3d="http://schemas.microsoft.com/office/drawing/2017/model3d" xmlns:o="urn:schemas-microsoft-com:office:office" xmlns:oel="http://schemas.microsoft.com/office/2019/extlst" xmlns:r="http://schemas.openxmlformats.org/officeDocument/2006/relationships" xmlns:m="http://schemas.openxmlformats.org/officeDocument/2006/math" xmlns:v="urn:schemas-microsoft-com:vml" xmlns:wp14="http://schemas.microsoft.com/office/word/2010/wordprocessingDrawing" xmlns:wp="http://schemas.openxmlformats.org/drawingml/2006/wordprocessingDrawing" xmlns:w10="urn:schemas-microsoft-com:office:word" xmlns:w="http://schemas.openxmlformats.org/wordprocessingml/2006/main" xmlns:w14="http://schemas.microsoft.com/office/word/2010/wordml" xmlns:w15="http://schemas.microsoft.com/office/word/2012/wordml" xmlns:w16cex="http://schemas.microsoft.com/office/word/2018/wordml/cex" xmlns:w16cid="http://schemas.microsoft.com/office/word/2016/wordml/cid" xmlns:w16="http://schemas.microsoft.com/office/word/2018/wordml" xmlns:w16du="http://schemas.microsoft.com/office/word/2023/wordml/word16du" xmlns:w16sdtdh="http://schemas.microsoft.com/office/word/2020/wordml/sdtdatahash" xmlns:w16sdtfl="http://schemas.microsoft.com/office/word/2024/wordml/sdtformatlock" xmlns:w16se="http://schemas.microsoft.com/office/word/2015/wordml/symex" xmlns:wpg="http://schemas.microsoft.com/office/word/2010/wordprocessingGroup" xmlns:wpi="http://schemas.microsoft.com/office/word/2010/wordprocessingInk" xmlns:wne="http://schemas.microsoft.com/office/word/2006/wordml" xmlns:wps="http://schemas.microsoft.com/office/word/2010/wordprocessingShape" mc:Ignorable="w14 w15 w16se w16cid w16 w16cex w16sdtdh w16sdtfl w16du wp14">
+  <w:p>
+    <w:pPr>
+      <w:pStyle w:val="Header"/>
+    </w:pPr>
+  </w:p>
+</w:hdr>
+</file>
+
+<file path=word/header2.xml><?xml version="1.0" encoding="utf-8"?>
+<w:hdr xmlns:wpc="http://schemas.microsoft.com/office/word/2010/wordprocessingCanvas" xmlns:cx="http://schemas.microsoft.com/office/drawing/2014/chartex" xmlns:cx1="http://schemas.microsoft.com/office/drawing/2015/9/8/chartex" xmlns:cx2="http://schemas.microsoft.com/office/drawing/2015/10/21/chartex" xmlns:cx3="http://schemas.microsoft.com/office/drawing/2016/5/9/chartex" xmlns:cx4="http://schemas.microsoft.com/office/drawing/2016/5/10/chartex" xmlns:cx5="http://schemas.microsoft.com/office/drawing/2016/5/11/chartex" xmlns:cx6="http://schemas.microsoft.com/office/drawing/2016/5/12/chartex" xmlns:cx7="http://schemas.microsoft.com/office/drawing/2016/5/13/chartex" xmlns:cx8="http://schemas.microsoft.com/office/drawing/2016/5/14/chartex" xmlns:mc="http://schemas.openxmlformats.org/markup-compatibility/2006" xmlns:aink="http://schemas.microsoft.com/office/drawing/2016/ink" xmlns:am3d="http://schemas.microsoft.com/office/drawing/2017/model3d" xmlns:o="urn:schemas-microsoft-com:office:office" xmlns:oel="http://schemas.microsoft.com/office/2019/extlst" xmlns:r="http://schemas.openxmlformats.org/officeDocument/2006/relationships" xmlns:m="http://schemas.openxmlformats.org/officeDocument/2006/math" xmlns:v="urn:schemas-microsoft-com:vml" xmlns:wp14="http://schemas.microsoft.com/office/word/2010/wordprocessingDrawing" xmlns:wp="http://schemas.openxmlformats.org/drawingml/2006/wordprocessingDrawing" xmlns:w10="urn:schemas-microsoft-com:office:word" xmlns:w="http://schemas.openxmlformats.org/wordprocessingml/2006/main" xmlns:w14="http://schemas.microsoft.com/office/word/2010/wordml" xmlns:w15="http://schemas.microsoft.com/office/word/2012/wordml" xmlns:w16cex="http://schemas.microsoft.com/office/word/2018/wordml/cex" xmlns:w16cid="http://schemas.microsoft.com/office/word/2016/wordml/cid" xmlns:w16="http://schemas.microsoft.com/office/word/2018/wordml" xmlns:w16du="http://schemas.microsoft.com/office/word/2023/wordml/word16du" xmlns:w16sdtdh="http://schemas.microsoft.com/office/word/2020/wordml/sdtdatahash" xmlns:w16sdtfl="http://schemas.microsoft.com/office/word/2024/wordml/sdtformatlock" xmlns:w16se="http://schemas.microsoft.com/office/word/2015/wordml/symex" xmlns:wpg="http://schemas.microsoft.com/office/word/2010/wordprocessingGroup" xmlns:wpi="http://schemas.microsoft.com/office/word/2010/wordprocessingInk" xmlns:wne="http://schemas.microsoft.com/office/word/2006/wordml" xmlns:wps="http://schemas.microsoft.com/office/word/2010/wordprocessingShape" mc:Ignorable="w14 w15 w16se w16cid w16 w16cex w16sdtdh w16sdtfl w16du wp14">
+  <w:p>
+    <w:pPr>
+      <w:pStyle w:val="Header"/>
+    </w:pPr>
+  </w:p>
+</w:hdr>
+</file>
+
+<file path=word/header3.xml><?xml version="1.0" encoding="utf-8"?>
+<w:hdr xmlns:wpc="http://schemas.microsoft.com/office/word/2010/wordprocessingCanvas" xmlns:cx="http://schemas.microsoft.com/office/drawing/2014/chartex" xmlns:cx1="http://schemas.microsoft.com/office/drawing/2015/9/8/chartex" xmlns:cx2="http://schemas.microsoft.com/office/drawing/2015/10/21/chartex" xmlns:cx3="http://schemas.microsoft.com/office/drawing/2016/5/9/chartex" xmlns:cx4="http://schemas.microsoft.com/office/drawing/2016/5/10/chartex" xmlns:cx5="http://schemas.microsoft.com/office/drawing/2016/5/11/chartex" xmlns:cx6="http://schemas.microsoft.com/office/drawing/2016/5/12/chartex" xmlns:cx7="http://schemas.microsoft.com/office/drawing/2016/5/13/chartex" xmlns:cx8="http://schemas.microsoft.com/office/drawing/2016/5/14/chartex" xmlns:mc="http://schemas.openxmlformats.org/markup-compatibility/2006" xmlns:aink="http://schemas.microsoft.com/office/drawing/2016/ink" xmlns:am3d="http://schemas.microsoft.com/office/drawing/2017/model3d" xmlns:o="urn:schemas-microsoft-com:office:office" xmlns:oel="http://schemas.microsoft.com/office/2019/extlst" xmlns:r="http://schemas.openxmlformats.org/officeDocument/2006/relationships" xmlns:m="http://schemas.openxmlformats.org/officeDocument/2006/math" xmlns:v="urn:schemas-microsoft-com:vml" xmlns:wp14="http://schemas.microsoft.com/office/word/2010/wordprocessingDrawing" xmlns:wp="http://schemas.openxmlformats.org/drawingml/2006/wordprocessingDrawing" xmlns:w10="urn:schemas-microsoft-com:office:word" xmlns:w="http://schemas.openxmlformats.org/wordprocessingml/2006/main" xmlns:w14="http://schemas.microsoft.com/office/word/2010/wordml" xmlns:w15="http://schemas.microsoft.com/office/word/2012/wordml" xmlns:w16cex="http://schemas.microsoft.com/office/word/2018/wordml/cex" xmlns:w16cid="http://schemas.microsoft.com/office/word/2016/wordml/cid" xmlns:w16="http://schemas.microsoft.com/office/word/2018/wordml" xmlns:w16du="http://schemas.microsoft.com/office/word/2023/wordml/word16du" xmlns:w16sdtdh="http://schemas.microsoft.com/office/word/2020/wordml/sdtdatahash" xmlns:w16sdtfl="http://schemas.microsoft.com/office/word/2024/wordml/sdtformatlock" xmlns:w16se="http://schemas.microsoft.com/office/word/2015/wordml/symex" xmlns:wpg="http://schemas.microsoft.com/office/word/2010/wordprocessingGroup" xmlns:wpi="http://schemas.microsoft.com/office/word/2010/wordprocessingInk" xmlns:wne="http://schemas.microsoft.com/office/word/2006/wordml" xmlns:wps="http://schemas.microsoft.com/office/word/2010/wordprocessingShape" mc:Ignorable="w14 w15 w16se w16cid w16 w16cex w16sdtdh w16sdtfl w16du wp14">
+  <w:p>
+    <w:pPr>
+      <w:pStyle w:val="Header"/>
+    </w:pPr>
+  </w:p>
+</w:hdr>
 </file>
 
 <file path=word/numbering.xml><?xml version="1.0" encoding="utf-8"?>
@@ -14127,6 +10875,14 @@
       </w:tblBorders>
     </w:tblPr>
   </w:style>
+  <w:style w:type="character" w:styleId="PageNumber">
+    <w:name w:val="page number"/>
+    <w:basedOn w:val="DefaultParagraphFont"/>
+    <w:uiPriority w:val="99"/>
+    <w:semiHidden/>
+    <w:unhideWhenUsed/>
+    <w:rsid w:val="00D44E08"/>
+  </w:style>
 </w:styles>
 </file>
 
